--- a/lessons/7-7/downloads/7-7-notes-teacher.docx
+++ b/lessons/7-7/downloads/7-7-notes-teacher.docx
@@ -1022,6 +1022,160 @@
         </w:tc>
       </w:tr>
     </w:tbl>
+    <w:tbl>
+      <w:tblPr>
+        <w:tblW w:type="pct" w:w="100%"/>
+        <w:tblBorders>
+          <w:top w:val="none" w:color="FFFFFF" w:sz="0"/>
+          <w:left w:val="none" w:color="FFFFFF" w:sz="0"/>
+          <w:bottom w:val="single" w:color="C7D2DD" w:sz="4"/>
+          <w:right w:val="none" w:color="FFFFFF" w:sz="0"/>
+          <w:insideH w:val="none" w:color="FFFFFF" w:sz="0"/>
+          <w:insideV w:val="none" w:color="FFFFFF" w:sz="0"/>
+        </w:tblBorders>
+      </w:tblPr>
+      <w:tblGrid>
+        <w:gridCol w:w="1800"/>
+        <w:gridCol w:w="7560"/>
+      </w:tblGrid>
+      <w:tr>
+        <w:trPr>
+          <w:cantSplit/>
+        </w:trPr>
+        <w:tc>
+          <w:tcPr>
+            <w:tcW w:type="dxa" w:w="1800"/>
+            <w:tcMar>
+              <w:top w:type="dxa" w:w="100"/>
+              <w:left w:type="dxa" w:w="40"/>
+              <w:bottom w:type="dxa" w:w="100"/>
+              <w:right w:type="dxa" w:w="120"/>
+            </w:tcMar>
+            <w:vAlign w:val="center"/>
+          </w:tcPr>
+          <w:p>
+            <w:pPr>
+              <w:spacing w:after="0"/>
+              <w:jc w:val="center"/>
+            </w:pPr>
+            <w:r>
+              <w:drawing>
+                <wp:inline distT="0" distB="0" distL="0" distR="0">
+                  <wp:extent cx="1047750" cy="790575"/>
+                  <wp:effectExtent t="0" r="0" b="0" l="0"/>
+                  <wp:docPr id="1" name="" descr="" title=""/>
+                  <wp:cNvGraphicFramePr>
+                    <a:graphicFrameLocks xmlns:a="http://schemas.openxmlformats.org/drawingml/2006/main" noChangeAspect="1"/>
+                  </wp:cNvGraphicFramePr>
+                  <a:graphic xmlns:a="http://schemas.openxmlformats.org/drawingml/2006/main">
+                    <a:graphicData uri="http://schemas.openxmlformats.org/drawingml/2006/picture">
+                      <pic:pic xmlns:pic="http://schemas.openxmlformats.org/drawingml/2006/picture">
+                        <pic:nvPicPr>
+                          <pic:cNvPr id="0" name="" descr=""/>
+                          <pic:cNvPicPr>
+                            <a:picLocks noChangeAspect="1" noChangeArrowheads="1"/>
+                          </pic:cNvPicPr>
+                        </pic:nvPicPr>
+                        <pic:blipFill>
+                          <a:blip r:embed="rId14" cstate="none"/>
+                          <a:srcRect/>
+                          <a:stretch>
+                            <a:fillRect/>
+                          </a:stretch>
+                        </pic:blipFill>
+                        <pic:spPr bwMode="auto">
+                          <a:xfrm>
+                            <a:off x="0" y="0"/>
+                            <a:ext cx="1047750" cy="790575"/>
+                          </a:xfrm>
+                          <a:prstGeom prst="rect">
+                            <a:avLst/>
+                          </a:prstGeom>
+                        </pic:spPr>
+                      </pic:pic>
+                    </a:graphicData>
+                  </a:graphic>
+                </wp:inline>
+              </w:drawing>
+            </w:r>
+          </w:p>
+        </w:tc>
+        <w:tc>
+          <w:tcPr>
+            <w:tcW w:type="dxa" w:w="7560"/>
+            <w:tcMar>
+              <w:top w:type="dxa" w:w="100"/>
+              <w:left w:type="dxa" w:w="40"/>
+              <w:bottom w:type="dxa" w:w="100"/>
+              <w:right w:type="dxa" w:w="40"/>
+            </w:tcMar>
+            <w:vAlign w:val="center"/>
+          </w:tcPr>
+          <w:p>
+            <w:pPr>
+              <w:spacing w:after="50"/>
+            </w:pPr>
+            <w:r>
+              <w:rPr>
+                <w:b/>
+                <w:bCs/>
+                <w:color w:val="12355B"/>
+                <w:sz w:val="24"/>
+                <w:szCs w:val="24"/>
+              </w:rPr>
+              <w:t xml:space="preserve">Side length</w:t>
+            </w:r>
+            <w:r>
+              <w:rPr>
+                <w:i/>
+                <w:iCs/>
+                <w:color w:val="5F6F80"/>
+                <w:sz w:val="19"/>
+                <w:szCs w:val="19"/>
+              </w:rPr>
+              <w:t xml:space="preserve">   Longitud del lado</w:t>
+            </w:r>
+          </w:p>
+          <w:p>
+            <w:pPr>
+              <w:spacing w:after="40"/>
+            </w:pPr>
+            <w:r>
+              <w:rPr>
+                <w:sz w:val="21"/>
+                <w:szCs w:val="21"/>
+              </w:rPr>
+              <w:t xml:space="preserve">The distance between two vertices that are joined by a side.</w:t>
+            </w:r>
+          </w:p>
+          <w:p>
+            <w:pPr>
+              <w:spacing w:after="0"/>
+            </w:pPr>
+            <w:r>
+              <w:rPr>
+                <w:b/>
+                <w:bCs/>
+                <w:color w:val="1FA6A2"/>
+                <w:sz w:val="18"/>
+                <w:szCs w:val="18"/>
+              </w:rPr>
+              <w:t xml:space="preserve">Example:  </w:t>
+            </w:r>
+            <w:r>
+              <w:rPr>
+                <w:i/>
+                <w:iCs/>
+                <w:color w:val="5F6F80"/>
+                <w:sz w:val="18"/>
+                <w:szCs w:val="18"/>
+              </w:rPr>
+              <w:t xml:space="preserve">Found with absolute value when the points share a coordinate.</w:t>
+            </w:r>
+          </w:p>
+        </w:tc>
+      </w:tr>
+    </w:tbl>
     <w:p>
       <w:pPr>
         <w:pStyle w:val="Heading1"/>
@@ -1110,7 +1264,7 @@
                 <w:sz w:val="21"/>
                 <w:szCs w:val="21"/>
               </w:rPr>
-              <w:t xml:space="preserve">vertex      •      polygon      •      perimeter      •      distance between vertices      •      scale</w:t>
+              <w:t xml:space="preserve">vertex      •      polygon      •      perimeter      •      distance between vertices      •      scale      •      Side length</w:t>
             </w:r>
           </w:p>
         </w:tc>
@@ -1307,6 +1461,43 @@
           <w:szCs w:val="22"/>
         </w:rPr>
         <w:t xml:space="preserve">What one grid unit stands for in the real situation is the </w:t>
+      </w:r>
+      <w:r>
+        <w:rPr>
+          <w:sz w:val="22"/>
+          <w:szCs w:val="22"/>
+        </w:rPr>
+        <w:t xml:space="preserve">________________</w:t>
+      </w:r>
+      <w:r>
+        <w:rPr>
+          <w:sz w:val="22"/>
+          <w:szCs w:val="22"/>
+        </w:rPr>
+        <w:t xml:space="preserve">.</w:t>
+      </w:r>
+    </w:p>
+    <w:p>
+      <w:pPr>
+        <w:keepLines/>
+        <w:spacing w:after="260" w:before="200"/>
+      </w:pPr>
+      <w:r>
+        <w:rPr>
+          <w:b/>
+          <w:bCs/>
+          <w:color w:val="12355B"/>
+          <w:sz w:val="22"/>
+          <w:szCs w:val="22"/>
+        </w:rPr>
+        <w:t xml:space="preserve">6.  </w:t>
+      </w:r>
+      <w:r>
+        <w:rPr>
+          <w:sz w:val="22"/>
+          <w:szCs w:val="22"/>
+        </w:rPr>
+        <w:t xml:space="preserve">The distance between two joined vertices is a </w:t>
       </w:r>
       <w:r>
         <w:rPr>
@@ -2310,7 +2501,7 @@
           <w:sz w:val="20"/>
           <w:szCs w:val="20"/>
         </w:rPr>
-        <w:t xml:space="preserve">A)  9.5 units</w:t>
+        <w:t xml:space="preserve">A)  0.5 units</w:t>
       </w:r>
     </w:p>
     <w:p>
@@ -2323,7 +2514,7 @@
           <w:sz w:val="20"/>
           <w:szCs w:val="20"/>
         </w:rPr>
-        <w:t xml:space="preserve">B)  0.5 units</w:t>
+        <w:t xml:space="preserve">B)  1.5 units</w:t>
       </w:r>
     </w:p>
     <w:p>
@@ -2349,7 +2540,7 @@
           <w:sz w:val="20"/>
           <w:szCs w:val="20"/>
         </w:rPr>
-        <w:t xml:space="preserve">D)  1.5 units</w:t>
+        <w:t xml:space="preserve">D)  9.5 units</w:t>
       </w:r>
     </w:p>
     <w:p>
@@ -2395,7 +2586,7 @@
           <w:sz w:val="21"/>
           <w:szCs w:val="21"/>
         </w:rPr>
-        <w:t xml:space="preserve">A. 9.5 units</w:t>
+        <w:t xml:space="preserve">D. 9.5 units</w:t>
       </w:r>
     </w:p>
     <w:p>
@@ -2478,7 +2669,7 @@
           <w:sz w:val="20"/>
           <w:szCs w:val="20"/>
         </w:rPr>
-        <w:t xml:space="preserve">A)  6.75 units</w:t>
+        <w:t xml:space="preserve">A)  0.75 units</w:t>
       </w:r>
     </w:p>
     <w:p>
@@ -2491,7 +2682,7 @@
           <w:sz w:val="20"/>
           <w:szCs w:val="20"/>
         </w:rPr>
-        <w:t xml:space="preserve">B)  0.75 units</w:t>
+        <w:t xml:space="preserve">B)  5 units</w:t>
       </w:r>
     </w:p>
     <w:p>
@@ -2504,7 +2695,7 @@
           <w:sz w:val="20"/>
           <w:szCs w:val="20"/>
         </w:rPr>
-        <w:t xml:space="preserve">C)  5 units</w:t>
+        <w:t xml:space="preserve">C)  6.75 units</w:t>
       </w:r>
     </w:p>
     <w:p>
@@ -3247,7 +3438,7 @@
           <w:sz w:val="20"/>
           <w:szCs w:val="20"/>
         </w:rPr>
-        <w:t xml:space="preserve">A)  32.5 units</w:t>
+        <w:t xml:space="preserve">A)  16.25 units</w:t>
       </w:r>
     </w:p>
     <w:p>
@@ -3260,7 +3451,7 @@
           <w:sz w:val="20"/>
           <w:szCs w:val="20"/>
         </w:rPr>
-        <w:t xml:space="preserve">B)  16.25 units</w:t>
+        <w:t xml:space="preserve">B)  26 units</w:t>
       </w:r>
     </w:p>
     <w:p>
@@ -3273,7 +3464,7 @@
           <w:sz w:val="20"/>
           <w:szCs w:val="20"/>
         </w:rPr>
-        <w:t xml:space="preserve">C)  64.125 units</w:t>
+        <w:t xml:space="preserve">C)  32.5 units</w:t>
       </w:r>
     </w:p>
     <w:p>
@@ -3286,7 +3477,7 @@
           <w:sz w:val="20"/>
           <w:szCs w:val="20"/>
         </w:rPr>
-        <w:t xml:space="preserve">D)  26 units</w:t>
+        <w:t xml:space="preserve">D)  64.125 units</w:t>
       </w:r>
     </w:p>
     <w:p>
@@ -3377,7 +3568,7 @@
           <w:sz w:val="20"/>
           <w:szCs w:val="20"/>
         </w:rPr>
-        <w:t xml:space="preserve">A)  A rectangle's opposite sides are equal, so each length appears on two sides</w:t>
+        <w:t xml:space="preserve">A)  Because perimeter always doubles the area</w:t>
       </w:r>
     </w:p>
     <w:p>
@@ -3390,7 +3581,7 @@
           <w:sz w:val="20"/>
           <w:szCs w:val="20"/>
         </w:rPr>
-        <w:t xml:space="preserve">B)  Because perimeter always doubles the area</w:t>
+        <w:t xml:space="preserve">B)  Because there are two coordinates in each ordered pair</w:t>
       </w:r>
     </w:p>
     <w:p>
@@ -3403,7 +3594,7 @@
           <w:sz w:val="20"/>
           <w:szCs w:val="20"/>
         </w:rPr>
-        <w:t xml:space="preserve">C)  Because there are two coordinates in each ordered pair</w:t>
+        <w:t xml:space="preserve">C)  It is a rounding rule</w:t>
       </w:r>
     </w:p>
     <w:p>
@@ -3416,7 +3607,7 @@
           <w:sz w:val="20"/>
           <w:szCs w:val="20"/>
         </w:rPr>
-        <w:t xml:space="preserve">D)  It is a rounding rule</w:t>
+        <w:t xml:space="preserve">D)  A rectangle's opposite sides are equal, so each length appears on two sides</w:t>
       </w:r>
     </w:p>
     <w:p>
@@ -3507,7 +3698,7 @@
           <w:sz w:val="20"/>
           <w:szCs w:val="20"/>
         </w:rPr>
-        <w:t xml:space="preserve">A)  Plot each ordered pair, then connect them in order with segments</w:t>
+        <w:t xml:space="preserve">A)  Plot only the first vertex</w:t>
       </w:r>
     </w:p>
     <w:p>
@@ -3520,7 +3711,7 @@
           <w:sz w:val="20"/>
           <w:szCs w:val="20"/>
         </w:rPr>
-        <w:t xml:space="preserve">B)  Plot only the first vertex</w:t>
+        <w:t xml:space="preserve">B)  Connect the points in any random order</w:t>
       </w:r>
     </w:p>
     <w:p>
@@ -3533,7 +3724,7 @@
           <w:sz w:val="20"/>
           <w:szCs w:val="20"/>
         </w:rPr>
-        <w:t xml:space="preserve">C)  Connect the points in any random order</w:t>
+        <w:t xml:space="preserve">C)  Add all the coordinates together</w:t>
       </w:r>
     </w:p>
     <w:p>
@@ -3546,7 +3737,7 @@
           <w:sz w:val="20"/>
           <w:szCs w:val="20"/>
         </w:rPr>
-        <w:t xml:space="preserve">D)  Add all the coordinates together</w:t>
+        <w:t xml:space="preserve">D)  Plot each ordered pair, then connect them in order with segments</w:t>
       </w:r>
     </w:p>
     <w:p>
@@ -3749,7 +3940,7 @@
           <w:sz w:val="20"/>
           <w:szCs w:val="20"/>
         </w:rPr>
-        <w:t xml:space="preserve">A)  300 feet</w:t>
+        <w:t xml:space="preserve">A)  3 feet</w:t>
       </w:r>
     </w:p>
     <w:p>
@@ -3762,7 +3953,7 @@
           <w:sz w:val="20"/>
           <w:szCs w:val="20"/>
         </w:rPr>
-        <w:t xml:space="preserve">B)  3 feet</w:t>
+        <w:t xml:space="preserve">B)  30 feet</w:t>
       </w:r>
     </w:p>
     <w:p>
@@ -3788,7 +3979,7 @@
           <w:sz w:val="20"/>
           <w:szCs w:val="20"/>
         </w:rPr>
-        <w:t xml:space="preserve">D)  30 feet</w:t>
+        <w:t xml:space="preserve">D)  300 feet</w:t>
       </w:r>
     </w:p>
     <w:p>
@@ -3879,7 +4070,7 @@
           <w:sz w:val="20"/>
           <w:szCs w:val="20"/>
         </w:rPr>
-        <w:t xml:space="preserve">A)  800 feet</w:t>
+        <w:t xml:space="preserve">A)  720 feet</w:t>
       </w:r>
     </w:p>
     <w:p>
@@ -3892,7 +4083,7 @@
           <w:sz w:val="20"/>
           <w:szCs w:val="20"/>
         </w:rPr>
-        <w:t xml:space="preserve">B)  80,000 feet</w:t>
+        <w:t xml:space="preserve">B)  800 feet</w:t>
       </w:r>
     </w:p>
     <w:p>
@@ -3905,7 +4096,7 @@
           <w:sz w:val="20"/>
           <w:szCs w:val="20"/>
         </w:rPr>
-        <w:t xml:space="preserve">C)  720 feet</w:t>
+        <w:t xml:space="preserve">C)  80,000 feet</w:t>
       </w:r>
     </w:p>
     <w:p>
@@ -4042,7 +4233,7 @@
           <w:sz w:val="21"/>
           <w:szCs w:val="21"/>
         </w:rPr>
-        <w:t xml:space="preserve">A)  18 units</w:t>
+        <w:t xml:space="preserve">A)  6 units</w:t>
       </w:r>
     </w:p>
     <w:p>
@@ -4068,7 +4259,7 @@
           <w:sz w:val="21"/>
           <w:szCs w:val="21"/>
         </w:rPr>
-        <w:t xml:space="preserve">C)  6 units</w:t>
+        <w:t xml:space="preserve">C)  18 units</w:t>
       </w:r>
     </w:p>
     <w:p>
@@ -4252,6 +4443,27 @@
     </w:p>
     <w:p>
       <w:pPr>
+        <w:spacing w:after="80"/>
+      </w:pPr>
+      <w:r>
+        <w:rPr>
+          <w:b/>
+          <w:bCs/>
+          <w:sz w:val="21"/>
+          <w:szCs w:val="21"/>
+        </w:rPr>
+        <w:t xml:space="preserve">Notes 6:  </w:t>
+      </w:r>
+      <w:r>
+        <w:rPr>
+          <w:sz w:val="21"/>
+          <w:szCs w:val="21"/>
+        </w:rPr>
+        <w:t xml:space="preserve">Side length</w:t>
+      </w:r>
+    </w:p>
+    <w:p>
+      <w:pPr>
         <w:pStyle w:val="Heading2"/>
         <w:spacing w:after="80" w:before="180"/>
       </w:pPr>
@@ -4284,7 +4496,7 @@
           <w:sz w:val="21"/>
           <w:szCs w:val="21"/>
         </w:rPr>
-        <w:t xml:space="preserve">A. 9.5 units</w:t>
+        <w:t xml:space="preserve">D. 9.5 units</w:t>
       </w:r>
     </w:p>
     <w:p>
@@ -4305,7 +4517,7 @@
           <w:sz w:val="21"/>
           <w:szCs w:val="21"/>
         </w:rPr>
-        <w:t xml:space="preserve">A. 6.75 units</w:t>
+        <w:t xml:space="preserve">C. 6.75 units</w:t>
       </w:r>
     </w:p>
     <w:p>
@@ -4383,7 +4595,7 @@
           <w:sz w:val="21"/>
           <w:szCs w:val="21"/>
         </w:rPr>
-        <w:t xml:space="preserve">A)  32.5 units</w:t>
+        <w:t xml:space="preserve">C)  32.5 units</w:t>
       </w:r>
       <w:r>
         <w:rPr>
@@ -4414,7 +4626,7 @@
           <w:sz w:val="21"/>
           <w:szCs w:val="21"/>
         </w:rPr>
-        <w:t xml:space="preserve">A)  A rectangle's opposite sides are equal, so each length appears on two sides</w:t>
+        <w:t xml:space="preserve">D)  A rectangle's opposite sides are equal, so each length appears on two sides</w:t>
       </w:r>
       <w:r>
         <w:rPr>
@@ -4445,7 +4657,7 @@
           <w:sz w:val="21"/>
           <w:szCs w:val="21"/>
         </w:rPr>
-        <w:t xml:space="preserve">A)  Plot each ordered pair, then connect them in order with segments</w:t>
+        <w:t xml:space="preserve">D)  Plot each ordered pair, then connect them in order with segments</w:t>
       </w:r>
       <w:r>
         <w:rPr>
@@ -4516,7 +4728,7 @@
           <w:sz w:val="21"/>
           <w:szCs w:val="21"/>
         </w:rPr>
-        <w:t xml:space="preserve">A)  300 feet</w:t>
+        <w:t xml:space="preserve">D)  300 feet</w:t>
       </w:r>
       <w:r>
         <w:rPr>
@@ -4547,7 +4759,7 @@
           <w:sz w:val="21"/>
           <w:szCs w:val="21"/>
         </w:rPr>
-        <w:t xml:space="preserve">A)  800 feet</w:t>
+        <w:t xml:space="preserve">B)  800 feet</w:t>
       </w:r>
       <w:r>
         <w:rPr>
@@ -4585,7 +4797,7 @@
           <w:sz w:val="21"/>
           <w:szCs w:val="21"/>
         </w:rPr>
-        <w:t xml:space="preserve">A)  18 units</w:t>
+        <w:t xml:space="preserve">C)  18 units</w:t>
       </w:r>
       <w:r>
         <w:rPr>

--- a/lessons/7-7/downloads/7-7-notes-teacher.docx
+++ b/lessons/7-7/downloads/7-7-notes-teacher.docx
@@ -14,7 +14,7 @@
           <w:sz w:val="18"/>
           <w:szCs w:val="18"/>
         </w:rPr>
-        <w:t xml:space="preserve">UNIT 7  ·  LESSON 7      STANDARD 6.NOS.9</w:t>
+        <w:t xml:space="preserve">UNIT 7  ·  LESSON 7      STANDARD 6.GR.3</w:t>
       </w:r>
     </w:p>
     <w:p>
@@ -249,49 +249,269 @@
           <w:sz w:val="19"/>
           <w:szCs w:val="19"/>
         </w:rPr>
-        <w:t xml:space="preserve">Look at the picture, read the word, then read what it means.</w:t>
+        <w:t xml:space="preserve">Review each concept term, definition, non-example, and visual clue.</w:t>
       </w:r>
     </w:p>
     <w:tbl>
       <w:tblPr>
-        <w:tblW w:type="pct" w:w="100%"/>
+        <w:tblW w:type="dxa" w:w="9360"/>
         <w:tblBorders>
-          <w:top w:val="none" w:color="FFFFFF" w:sz="0"/>
-          <w:left w:val="none" w:color="FFFFFF" w:sz="0"/>
-          <w:bottom w:val="single" w:color="C7D2DD" w:sz="4"/>
-          <w:right w:val="none" w:color="FFFFFF" w:sz="0"/>
-          <w:insideH w:val="none" w:color="FFFFFF" w:sz="0"/>
-          <w:insideV w:val="none" w:color="FFFFFF" w:sz="0"/>
+          <w:top w:val="single" w:color="C7D2DD" w:sz="6"/>
+          <w:left w:val="single" w:color="C7D2DD" w:sz="6"/>
+          <w:bottom w:val="single" w:color="C7D2DD" w:sz="6"/>
+          <w:right w:val="single" w:color="C7D2DD" w:sz="6"/>
+          <w:insideH w:val="single" w:color="C7D2DD" w:sz="6"/>
+          <w:insideV w:val="single" w:color="C7D2DD" w:sz="6"/>
         </w:tblBorders>
       </w:tblPr>
       <w:tblGrid>
         <w:gridCol w:w="1800"/>
-        <w:gridCol w:w="7560"/>
+        <w:gridCol w:w="3160"/>
+        <w:gridCol w:w="2200"/>
+        <w:gridCol w:w="2200"/>
       </w:tblGrid>
       <w:tr>
         <w:trPr>
           <w:cantSplit/>
+          <w:tblHeader/>
         </w:trPr>
         <w:tc>
           <w:tcPr>
             <w:tcW w:type="dxa" w:w="1800"/>
-            <w:tcMar>
-              <w:top w:type="dxa" w:w="100"/>
-              <w:left w:type="dxa" w:w="40"/>
-              <w:bottom w:type="dxa" w:w="100"/>
-              <w:right w:type="dxa" w:w="120"/>
-            </w:tcMar>
-            <w:vAlign w:val="center"/>
+            <w:shd w:fill="EEF4F8" w:color="auto" w:val="clear"/>
+            <w:tcMar>
+              <w:top w:type="dxa" w:w="80"/>
+              <w:left w:type="dxa" w:w="100"/>
+              <w:bottom w:type="dxa" w:w="80"/>
+              <w:right w:type="dxa" w:w="100"/>
+            </w:tcMar>
           </w:tcPr>
           <w:p>
             <w:pPr>
               <w:spacing w:after="0"/>
+            </w:pPr>
+            <w:r>
+              <w:rPr>
+                <w:b/>
+                <w:bCs/>
+                <w:color w:val="12355B"/>
+                <w:sz w:val="19"/>
+                <w:szCs w:val="19"/>
+              </w:rPr>
+              <w:t xml:space="preserve">Concept Term</w:t>
+            </w:r>
+          </w:p>
+        </w:tc>
+        <w:tc>
+          <w:tcPr>
+            <w:tcW w:type="dxa" w:w="3160"/>
+            <w:shd w:fill="EEF4F8" w:color="auto" w:val="clear"/>
+            <w:tcMar>
+              <w:top w:type="dxa" w:w="80"/>
+              <w:left w:type="dxa" w:w="100"/>
+              <w:bottom w:type="dxa" w:w="80"/>
+              <w:right w:type="dxa" w:w="100"/>
+            </w:tcMar>
+          </w:tcPr>
+          <w:p>
+            <w:pPr>
+              <w:spacing w:after="0"/>
+            </w:pPr>
+            <w:r>
+              <w:rPr>
+                <w:b/>
+                <w:bCs/>
+                <w:color w:val="12355B"/>
+                <w:sz w:val="19"/>
+                <w:szCs w:val="19"/>
+              </w:rPr>
+              <w:t xml:space="preserve">Student-Friendly Definition</w:t>
+            </w:r>
+          </w:p>
+        </w:tc>
+        <w:tc>
+          <w:tcPr>
+            <w:tcW w:type="dxa" w:w="2200"/>
+            <w:shd w:fill="EEF4F8" w:color="auto" w:val="clear"/>
+            <w:tcMar>
+              <w:top w:type="dxa" w:w="80"/>
+              <w:left w:type="dxa" w:w="100"/>
+              <w:bottom w:type="dxa" w:w="80"/>
+              <w:right w:type="dxa" w:w="100"/>
+            </w:tcMar>
+          </w:tcPr>
+          <w:p>
+            <w:pPr>
+              <w:spacing w:after="0"/>
+            </w:pPr>
+            <w:r>
+              <w:rPr>
+                <w:b/>
+                <w:bCs/>
+                <w:color w:val="12355B"/>
+                <w:sz w:val="19"/>
+                <w:szCs w:val="19"/>
+              </w:rPr>
+              <w:t xml:space="preserve">Non-Example</w:t>
+            </w:r>
+          </w:p>
+        </w:tc>
+        <w:tc>
+          <w:tcPr>
+            <w:tcW w:type="dxa" w:w="2200"/>
+            <w:shd w:fill="EEF4F8" w:color="auto" w:val="clear"/>
+            <w:tcMar>
+              <w:top w:type="dxa" w:w="80"/>
+              <w:left w:type="dxa" w:w="100"/>
+              <w:bottom w:type="dxa" w:w="80"/>
+              <w:right w:type="dxa" w:w="100"/>
+            </w:tcMar>
+          </w:tcPr>
+          <w:p>
+            <w:pPr>
+              <w:spacing w:after="0"/>
+            </w:pPr>
+            <w:r>
+              <w:rPr>
+                <w:b/>
+                <w:bCs/>
+                <w:color w:val="12355B"/>
+                <w:sz w:val="19"/>
+                <w:szCs w:val="19"/>
+              </w:rPr>
+              <w:t xml:space="preserve">Visual Clue</w:t>
+            </w:r>
+          </w:p>
+        </w:tc>
+      </w:tr>
+      <w:tr>
+        <w:trPr>
+          <w:cantSplit/>
+        </w:trPr>
+        <w:tc>
+          <w:tcPr>
+            <w:tcW w:type="dxa" w:w="1800"/>
+            <w:tcMar>
+              <w:top w:type="dxa" w:w="80"/>
+              <w:left w:type="dxa" w:w="100"/>
+              <w:bottom w:type="dxa" w:w="80"/>
+              <w:right w:type="dxa" w:w="100"/>
+            </w:tcMar>
+            <w:vAlign w:val="top"/>
+          </w:tcPr>
+          <w:p>
+            <w:pPr>
+              <w:spacing w:after="30"/>
+            </w:pPr>
+            <w:r>
+              <w:rPr>
+                <w:b/>
+                <w:bCs/>
+                <w:color w:val="12355B"/>
+                <w:sz w:val="21"/>
+                <w:szCs w:val="21"/>
+              </w:rPr>
+              <w:t xml:space="preserve">vertex</w:t>
+            </w:r>
+          </w:p>
+          <w:p>
+            <w:pPr>
+              <w:spacing w:after="0"/>
+            </w:pPr>
+            <w:r>
+              <w:rPr>
+                <w:i/>
+                <w:iCs/>
+                <w:color w:val="5F6F80"/>
+                <w:sz w:val="18"/>
+                <w:szCs w:val="18"/>
+              </w:rPr>
+              <w:t xml:space="preserve">vértice</w:t>
+            </w:r>
+          </w:p>
+        </w:tc>
+        <w:tc>
+          <w:tcPr>
+            <w:tcW w:type="dxa" w:w="3160"/>
+            <w:tcMar>
+              <w:top w:type="dxa" w:w="80"/>
+              <w:left w:type="dxa" w:w="100"/>
+              <w:bottom w:type="dxa" w:w="80"/>
+              <w:right w:type="dxa" w:w="100"/>
+            </w:tcMar>
+            <w:vAlign w:val="top"/>
+          </w:tcPr>
+          <w:p>
+            <w:pPr>
+              <w:spacing w:after="0"/>
+            </w:pPr>
+            <w:r>
+              <w:rPr>
+                <w:sz w:val="20"/>
+                <w:szCs w:val="20"/>
+              </w:rPr>
+              <w:t xml:space="preserve">A corner point of a polygon, named by an ordered pair on the coordinate plane.</w:t>
+            </w:r>
+          </w:p>
+        </w:tc>
+        <w:tc>
+          <w:tcPr>
+            <w:tcW w:type="dxa" w:w="2200"/>
+            <w:tcMar>
+              <w:top w:type="dxa" w:w="80"/>
+              <w:left w:type="dxa" w:w="100"/>
+              <w:bottom w:type="dxa" w:w="80"/>
+              <w:right w:type="dxa" w:w="100"/>
+            </w:tcMar>
+            <w:vAlign w:val="top"/>
+          </w:tcPr>
+          <w:p>
+            <w:pPr>
+              <w:spacing w:after="40"/>
+            </w:pPr>
+            <w:r>
+              <w:rPr>
+                <w:i/>
+                <w:iCs/>
+                <w:color w:val="5F6F80"/>
+                <w:sz w:val="19"/>
+                <w:szCs w:val="19"/>
+              </w:rPr>
+              <w:t xml:space="preserve">Not vertex: write a counter-example that breaks the definition.</w:t>
+            </w:r>
+          </w:p>
+          <w:p>
+            <w:pPr>
+              <w:pBdr>
+                <w:bottom w:val="single" w:color="AFBECC" w:sz="6"/>
+              </w:pBdr>
+              <w:spacing w:after="30" w:before="150"/>
+            </w:pPr>
+            <w:r>
+              <w:t xml:space="preserve"/>
+            </w:r>
+          </w:p>
+        </w:tc>
+        <w:tc>
+          <w:tcPr>
+            <w:tcW w:type="dxa" w:w="2200"/>
+            <w:tcMar>
+              <w:top w:type="dxa" w:w="80"/>
+              <w:left w:type="dxa" w:w="100"/>
+              <w:bottom w:type="dxa" w:w="80"/>
+              <w:right w:type="dxa" w:w="100"/>
+            </w:tcMar>
+            <w:vAlign w:val="top"/>
+          </w:tcPr>
+          <w:p>
+            <w:pPr>
+              <w:spacing w:after="40"/>
               <w:jc w:val="center"/>
             </w:pPr>
             <w:r>
               <w:drawing>
                 <wp:inline distT="0" distB="0" distL="0" distR="0">
-                  <wp:extent cx="1047750" cy="790575"/>
+                  <wp:extent cx="876300" cy="657225"/>
                   <wp:effectExtent t="0" r="0" b="0" l="0"/>
                   <wp:docPr id="1" name="" descr="" title=""/>
                   <wp:cNvGraphicFramePr>
@@ -316,7 +536,7 @@
                         <pic:spPr bwMode="auto">
                           <a:xfrm>
                             <a:off x="0" y="0"/>
-                            <a:ext cx="1047750" cy="790575"/>
+                            <a:ext cx="876300" cy="657225"/>
                           </a:xfrm>
                           <a:prstGeom prst="rect">
                             <a:avLst/>
@@ -329,69 +549,10 @@
               </w:drawing>
             </w:r>
           </w:p>
-        </w:tc>
-        <w:tc>
-          <w:tcPr>
-            <w:tcW w:type="dxa" w:w="7560"/>
-            <w:tcMar>
-              <w:top w:type="dxa" w:w="100"/>
-              <w:left w:type="dxa" w:w="40"/>
-              <w:bottom w:type="dxa" w:w="100"/>
-              <w:right w:type="dxa" w:w="40"/>
-            </w:tcMar>
-            <w:vAlign w:val="center"/>
-          </w:tcPr>
-          <w:p>
-            <w:pPr>
-              <w:spacing w:after="50"/>
-            </w:pPr>
-            <w:r>
-              <w:rPr>
-                <w:b/>
-                <w:bCs/>
-                <w:color w:val="12355B"/>
-                <w:sz w:val="24"/>
-                <w:szCs w:val="24"/>
-              </w:rPr>
-              <w:t xml:space="preserve">vertex</w:t>
-            </w:r>
-            <w:r>
-              <w:rPr>
-                <w:i/>
-                <w:iCs/>
-                <w:color w:val="5F6F80"/>
-                <w:sz w:val="19"/>
-                <w:szCs w:val="19"/>
-              </w:rPr>
-              <w:t xml:space="preserve">   vértice</w:t>
-            </w:r>
-          </w:p>
-          <w:p>
-            <w:pPr>
-              <w:spacing w:after="40"/>
-            </w:pPr>
-            <w:r>
-              <w:rPr>
-                <w:sz w:val="21"/>
-                <w:szCs w:val="21"/>
-              </w:rPr>
-              <w:t xml:space="preserve">A corner point of a polygon, named by an ordered pair on the coordinate plane.</w:t>
-            </w:r>
-          </w:p>
           <w:p>
             <w:pPr>
               <w:spacing w:after="0"/>
             </w:pPr>
-            <w:r>
-              <w:rPr>
-                <w:b/>
-                <w:bCs/>
-                <w:color w:val="1FA6A2"/>
-                <w:sz w:val="18"/>
-                <w:szCs w:val="18"/>
-              </w:rPr>
-              <w:t xml:space="preserve">Example:  </w:t>
-            </w:r>
             <w:r>
               <w:rPr>
                 <w:i/>
@@ -405,23 +566,6 @@
           </w:p>
         </w:tc>
       </w:tr>
-    </w:tbl>
-    <w:tbl>
-      <w:tblPr>
-        <w:tblW w:type="pct" w:w="100%"/>
-        <w:tblBorders>
-          <w:top w:val="none" w:color="FFFFFF" w:sz="0"/>
-          <w:left w:val="none" w:color="FFFFFF" w:sz="0"/>
-          <w:bottom w:val="single" w:color="C7D2DD" w:sz="4"/>
-          <w:right w:val="none" w:color="FFFFFF" w:sz="0"/>
-          <w:insideH w:val="none" w:color="FFFFFF" w:sz="0"/>
-          <w:insideV w:val="none" w:color="FFFFFF" w:sz="0"/>
-        </w:tblBorders>
-      </w:tblPr>
-      <w:tblGrid>
-        <w:gridCol w:w="1800"/>
-        <w:gridCol w:w="7560"/>
-      </w:tblGrid>
       <w:tr>
         <w:trPr>
           <w:cantSplit/>
@@ -430,22 +574,126 @@
           <w:tcPr>
             <w:tcW w:type="dxa" w:w="1800"/>
             <w:tcMar>
-              <w:top w:type="dxa" w:w="100"/>
-              <w:left w:type="dxa" w:w="40"/>
-              <w:bottom w:type="dxa" w:w="100"/>
-              <w:right w:type="dxa" w:w="120"/>
-            </w:tcMar>
-            <w:vAlign w:val="center"/>
-          </w:tcPr>
+              <w:top w:type="dxa" w:w="80"/>
+              <w:left w:type="dxa" w:w="100"/>
+              <w:bottom w:type="dxa" w:w="80"/>
+              <w:right w:type="dxa" w:w="100"/>
+            </w:tcMar>
+            <w:vAlign w:val="top"/>
+          </w:tcPr>
+          <w:p>
+            <w:pPr>
+              <w:spacing w:after="30"/>
+            </w:pPr>
+            <w:r>
+              <w:rPr>
+                <w:b/>
+                <w:bCs/>
+                <w:color w:val="12355B"/>
+                <w:sz w:val="21"/>
+                <w:szCs w:val="21"/>
+              </w:rPr>
+              <w:t xml:space="preserve">polygon</w:t>
+            </w:r>
+          </w:p>
           <w:p>
             <w:pPr>
               <w:spacing w:after="0"/>
+            </w:pPr>
+            <w:r>
+              <w:rPr>
+                <w:i/>
+                <w:iCs/>
+                <w:color w:val="5F6F80"/>
+                <w:sz w:val="18"/>
+                <w:szCs w:val="18"/>
+              </w:rPr>
+              <w:t xml:space="preserve">polígono</w:t>
+            </w:r>
+          </w:p>
+        </w:tc>
+        <w:tc>
+          <w:tcPr>
+            <w:tcW w:type="dxa" w:w="3160"/>
+            <w:tcMar>
+              <w:top w:type="dxa" w:w="80"/>
+              <w:left w:type="dxa" w:w="100"/>
+              <w:bottom w:type="dxa" w:w="80"/>
+              <w:right w:type="dxa" w:w="100"/>
+            </w:tcMar>
+            <w:vAlign w:val="top"/>
+          </w:tcPr>
+          <w:p>
+            <w:pPr>
+              <w:spacing w:after="0"/>
+            </w:pPr>
+            <w:r>
+              <w:rPr>
+                <w:sz w:val="20"/>
+                <w:szCs w:val="20"/>
+              </w:rPr>
+              <w:t xml:space="preserve">A closed figure made of line segments; on the plane you draw it by plotting the vertices and connecting them in order.</w:t>
+            </w:r>
+          </w:p>
+        </w:tc>
+        <w:tc>
+          <w:tcPr>
+            <w:tcW w:type="dxa" w:w="2200"/>
+            <w:tcMar>
+              <w:top w:type="dxa" w:w="80"/>
+              <w:left w:type="dxa" w:w="100"/>
+              <w:bottom w:type="dxa" w:w="80"/>
+              <w:right w:type="dxa" w:w="100"/>
+            </w:tcMar>
+            <w:vAlign w:val="top"/>
+          </w:tcPr>
+          <w:p>
+            <w:pPr>
+              <w:spacing w:after="40"/>
+            </w:pPr>
+            <w:r>
+              <w:rPr>
+                <w:i/>
+                <w:iCs/>
+                <w:color w:val="5F6F80"/>
+                <w:sz w:val="19"/>
+                <w:szCs w:val="19"/>
+              </w:rPr>
+              <w:t xml:space="preserve">Not polygon: write a counter-example that breaks the definition.</w:t>
+            </w:r>
+          </w:p>
+          <w:p>
+            <w:pPr>
+              <w:pBdr>
+                <w:bottom w:val="single" w:color="AFBECC" w:sz="6"/>
+              </w:pBdr>
+              <w:spacing w:after="30" w:before="150"/>
+            </w:pPr>
+            <w:r>
+              <w:t xml:space="preserve"/>
+            </w:r>
+          </w:p>
+        </w:tc>
+        <w:tc>
+          <w:tcPr>
+            <w:tcW w:type="dxa" w:w="2200"/>
+            <w:tcMar>
+              <w:top w:type="dxa" w:w="80"/>
+              <w:left w:type="dxa" w:w="100"/>
+              <w:bottom w:type="dxa" w:w="80"/>
+              <w:right w:type="dxa" w:w="100"/>
+            </w:tcMar>
+            <w:vAlign w:val="top"/>
+          </w:tcPr>
+          <w:p>
+            <w:pPr>
+              <w:spacing w:after="40"/>
               <w:jc w:val="center"/>
             </w:pPr>
             <w:r>
               <w:drawing>
                 <wp:inline distT="0" distB="0" distL="0" distR="0">
-                  <wp:extent cx="1047750" cy="790575"/>
+                  <wp:extent cx="876300" cy="657225"/>
                   <wp:effectExtent t="0" r="0" b="0" l="0"/>
                   <wp:docPr id="1" name="" descr="" title=""/>
                   <wp:cNvGraphicFramePr>
@@ -470,7 +718,7 @@
                         <pic:spPr bwMode="auto">
                           <a:xfrm>
                             <a:off x="0" y="0"/>
-                            <a:ext cx="1047750" cy="790575"/>
+                            <a:ext cx="876300" cy="657225"/>
                           </a:xfrm>
                           <a:prstGeom prst="rect">
                             <a:avLst/>
@@ -483,69 +731,10 @@
               </w:drawing>
             </w:r>
           </w:p>
-        </w:tc>
-        <w:tc>
-          <w:tcPr>
-            <w:tcW w:type="dxa" w:w="7560"/>
-            <w:tcMar>
-              <w:top w:type="dxa" w:w="100"/>
-              <w:left w:type="dxa" w:w="40"/>
-              <w:bottom w:type="dxa" w:w="100"/>
-              <w:right w:type="dxa" w:w="40"/>
-            </w:tcMar>
-            <w:vAlign w:val="center"/>
-          </w:tcPr>
-          <w:p>
-            <w:pPr>
-              <w:spacing w:after="50"/>
-            </w:pPr>
-            <w:r>
-              <w:rPr>
-                <w:b/>
-                <w:bCs/>
-                <w:color w:val="12355B"/>
-                <w:sz w:val="24"/>
-                <w:szCs w:val="24"/>
-              </w:rPr>
-              <w:t xml:space="preserve">polygon</w:t>
-            </w:r>
-            <w:r>
-              <w:rPr>
-                <w:i/>
-                <w:iCs/>
-                <w:color w:val="5F6F80"/>
-                <w:sz w:val="19"/>
-                <w:szCs w:val="19"/>
-              </w:rPr>
-              <w:t xml:space="preserve">   polígono</w:t>
-            </w:r>
-          </w:p>
-          <w:p>
-            <w:pPr>
-              <w:spacing w:after="40"/>
-            </w:pPr>
-            <w:r>
-              <w:rPr>
-                <w:sz w:val="21"/>
-                <w:szCs w:val="21"/>
-              </w:rPr>
-              <w:t xml:space="preserve">A closed figure made of line segments; on the plane you draw it by plotting the vertices and connecting them in order.</w:t>
-            </w:r>
-          </w:p>
           <w:p>
             <w:pPr>
               <w:spacing w:after="0"/>
             </w:pPr>
-            <w:r>
-              <w:rPr>
-                <w:b/>
-                <w:bCs/>
-                <w:color w:val="1FA6A2"/>
-                <w:sz w:val="18"/>
-                <w:szCs w:val="18"/>
-              </w:rPr>
-              <w:t xml:space="preserve">Example:  </w:t>
-            </w:r>
             <w:r>
               <w:rPr>
                 <w:i/>
@@ -559,23 +748,6 @@
           </w:p>
         </w:tc>
       </w:tr>
-    </w:tbl>
-    <w:tbl>
-      <w:tblPr>
-        <w:tblW w:type="pct" w:w="100%"/>
-        <w:tblBorders>
-          <w:top w:val="none" w:color="FFFFFF" w:sz="0"/>
-          <w:left w:val="none" w:color="FFFFFF" w:sz="0"/>
-          <w:bottom w:val="single" w:color="C7D2DD" w:sz="4"/>
-          <w:right w:val="none" w:color="FFFFFF" w:sz="0"/>
-          <w:insideH w:val="none" w:color="FFFFFF" w:sz="0"/>
-          <w:insideV w:val="none" w:color="FFFFFF" w:sz="0"/>
-        </w:tblBorders>
-      </w:tblPr>
-      <w:tblGrid>
-        <w:gridCol w:w="1800"/>
-        <w:gridCol w:w="7560"/>
-      </w:tblGrid>
       <w:tr>
         <w:trPr>
           <w:cantSplit/>
@@ -584,22 +756,126 @@
           <w:tcPr>
             <w:tcW w:type="dxa" w:w="1800"/>
             <w:tcMar>
-              <w:top w:type="dxa" w:w="100"/>
-              <w:left w:type="dxa" w:w="40"/>
-              <w:bottom w:type="dxa" w:w="100"/>
-              <w:right w:type="dxa" w:w="120"/>
-            </w:tcMar>
-            <w:vAlign w:val="center"/>
-          </w:tcPr>
+              <w:top w:type="dxa" w:w="80"/>
+              <w:left w:type="dxa" w:w="100"/>
+              <w:bottom w:type="dxa" w:w="80"/>
+              <w:right w:type="dxa" w:w="100"/>
+            </w:tcMar>
+            <w:vAlign w:val="top"/>
+          </w:tcPr>
+          <w:p>
+            <w:pPr>
+              <w:spacing w:after="30"/>
+            </w:pPr>
+            <w:r>
+              <w:rPr>
+                <w:b/>
+                <w:bCs/>
+                <w:color w:val="12355B"/>
+                <w:sz w:val="21"/>
+                <w:szCs w:val="21"/>
+              </w:rPr>
+              <w:t xml:space="preserve">perimeter</w:t>
+            </w:r>
+          </w:p>
           <w:p>
             <w:pPr>
               <w:spacing w:after="0"/>
+            </w:pPr>
+            <w:r>
+              <w:rPr>
+                <w:i/>
+                <w:iCs/>
+                <w:color w:val="5F6F80"/>
+                <w:sz w:val="18"/>
+                <w:szCs w:val="18"/>
+              </w:rPr>
+              <w:t xml:space="preserve">perímetro</w:t>
+            </w:r>
+          </w:p>
+        </w:tc>
+        <w:tc>
+          <w:tcPr>
+            <w:tcW w:type="dxa" w:w="3160"/>
+            <w:tcMar>
+              <w:top w:type="dxa" w:w="80"/>
+              <w:left w:type="dxa" w:w="100"/>
+              <w:bottom w:type="dxa" w:w="80"/>
+              <w:right w:type="dxa" w:w="100"/>
+            </w:tcMar>
+            <w:vAlign w:val="top"/>
+          </w:tcPr>
+          <w:p>
+            <w:pPr>
+              <w:spacing w:after="0"/>
+            </w:pPr>
+            <w:r>
+              <w:rPr>
+                <w:sz w:val="20"/>
+                <w:szCs w:val="20"/>
+              </w:rPr>
+              <w:t xml:space="preserve">The total distance around a polygon — the sum of all its side lengths.</w:t>
+            </w:r>
+          </w:p>
+        </w:tc>
+        <w:tc>
+          <w:tcPr>
+            <w:tcW w:type="dxa" w:w="2200"/>
+            <w:tcMar>
+              <w:top w:type="dxa" w:w="80"/>
+              <w:left w:type="dxa" w:w="100"/>
+              <w:bottom w:type="dxa" w:w="80"/>
+              <w:right w:type="dxa" w:w="100"/>
+            </w:tcMar>
+            <w:vAlign w:val="top"/>
+          </w:tcPr>
+          <w:p>
+            <w:pPr>
+              <w:spacing w:after="40"/>
+            </w:pPr>
+            <w:r>
+              <w:rPr>
+                <w:i/>
+                <w:iCs/>
+                <w:color w:val="5F6F80"/>
+                <w:sz w:val="19"/>
+                <w:szCs w:val="19"/>
+              </w:rPr>
+              <w:t xml:space="preserve">Not perimeter: write a counter-example that breaks the definition.</w:t>
+            </w:r>
+          </w:p>
+          <w:p>
+            <w:pPr>
+              <w:pBdr>
+                <w:bottom w:val="single" w:color="AFBECC" w:sz="6"/>
+              </w:pBdr>
+              <w:spacing w:after="30" w:before="150"/>
+            </w:pPr>
+            <w:r>
+              <w:t xml:space="preserve"/>
+            </w:r>
+          </w:p>
+        </w:tc>
+        <w:tc>
+          <w:tcPr>
+            <w:tcW w:type="dxa" w:w="2200"/>
+            <w:tcMar>
+              <w:top w:type="dxa" w:w="80"/>
+              <w:left w:type="dxa" w:w="100"/>
+              <w:bottom w:type="dxa" w:w="80"/>
+              <w:right w:type="dxa" w:w="100"/>
+            </w:tcMar>
+            <w:vAlign w:val="top"/>
+          </w:tcPr>
+          <w:p>
+            <w:pPr>
+              <w:spacing w:after="40"/>
               <w:jc w:val="center"/>
             </w:pPr>
             <w:r>
               <w:drawing>
                 <wp:inline distT="0" distB="0" distL="0" distR="0">
-                  <wp:extent cx="1047750" cy="790575"/>
+                  <wp:extent cx="876300" cy="657225"/>
                   <wp:effectExtent t="0" r="0" b="0" l="0"/>
                   <wp:docPr id="1" name="" descr="" title=""/>
                   <wp:cNvGraphicFramePr>
@@ -624,7 +900,7 @@
                         <pic:spPr bwMode="auto">
                           <a:xfrm>
                             <a:off x="0" y="0"/>
-                            <a:ext cx="1047750" cy="790575"/>
+                            <a:ext cx="876300" cy="657225"/>
                           </a:xfrm>
                           <a:prstGeom prst="rect">
                             <a:avLst/>
@@ -637,69 +913,10 @@
               </w:drawing>
             </w:r>
           </w:p>
-        </w:tc>
-        <w:tc>
-          <w:tcPr>
-            <w:tcW w:type="dxa" w:w="7560"/>
-            <w:tcMar>
-              <w:top w:type="dxa" w:w="100"/>
-              <w:left w:type="dxa" w:w="40"/>
-              <w:bottom w:type="dxa" w:w="100"/>
-              <w:right w:type="dxa" w:w="40"/>
-            </w:tcMar>
-            <w:vAlign w:val="center"/>
-          </w:tcPr>
-          <w:p>
-            <w:pPr>
-              <w:spacing w:after="50"/>
-            </w:pPr>
-            <w:r>
-              <w:rPr>
-                <w:b/>
-                <w:bCs/>
-                <w:color w:val="12355B"/>
-                <w:sz w:val="24"/>
-                <w:szCs w:val="24"/>
-              </w:rPr>
-              <w:t xml:space="preserve">perimeter</w:t>
-            </w:r>
-            <w:r>
-              <w:rPr>
-                <w:i/>
-                <w:iCs/>
-                <w:color w:val="5F6F80"/>
-                <w:sz w:val="19"/>
-                <w:szCs w:val="19"/>
-              </w:rPr>
-              <w:t xml:space="preserve">   perímetro</w:t>
-            </w:r>
-          </w:p>
-          <w:p>
-            <w:pPr>
-              <w:spacing w:after="40"/>
-            </w:pPr>
-            <w:r>
-              <w:rPr>
-                <w:sz w:val="21"/>
-                <w:szCs w:val="21"/>
-              </w:rPr>
-              <w:t xml:space="preserve">The total distance around a polygon — the sum of all its side lengths.</w:t>
-            </w:r>
-          </w:p>
           <w:p>
             <w:pPr>
               <w:spacing w:after="0"/>
             </w:pPr>
-            <w:r>
-              <w:rPr>
-                <w:b/>
-                <w:bCs/>
-                <w:color w:val="1FA6A2"/>
-                <w:sz w:val="18"/>
-                <w:szCs w:val="18"/>
-              </w:rPr>
-              <w:t xml:space="preserve">Example:  </w:t>
-            </w:r>
             <w:r>
               <w:rPr>
                 <w:i/>
@@ -713,23 +930,6 @@
           </w:p>
         </w:tc>
       </w:tr>
-    </w:tbl>
-    <w:tbl>
-      <w:tblPr>
-        <w:tblW w:type="pct" w:w="100%"/>
-        <w:tblBorders>
-          <w:top w:val="none" w:color="FFFFFF" w:sz="0"/>
-          <w:left w:val="none" w:color="FFFFFF" w:sz="0"/>
-          <w:bottom w:val="single" w:color="C7D2DD" w:sz="4"/>
-          <w:right w:val="none" w:color="FFFFFF" w:sz="0"/>
-          <w:insideH w:val="none" w:color="FFFFFF" w:sz="0"/>
-          <w:insideV w:val="none" w:color="FFFFFF" w:sz="0"/>
-        </w:tblBorders>
-      </w:tblPr>
-      <w:tblGrid>
-        <w:gridCol w:w="1800"/>
-        <w:gridCol w:w="7560"/>
-      </w:tblGrid>
       <w:tr>
         <w:trPr>
           <w:cantSplit/>
@@ -738,22 +938,126 @@
           <w:tcPr>
             <w:tcW w:type="dxa" w:w="1800"/>
             <w:tcMar>
-              <w:top w:type="dxa" w:w="100"/>
-              <w:left w:type="dxa" w:w="40"/>
-              <w:bottom w:type="dxa" w:w="100"/>
-              <w:right w:type="dxa" w:w="120"/>
-            </w:tcMar>
-            <w:vAlign w:val="center"/>
-          </w:tcPr>
+              <w:top w:type="dxa" w:w="80"/>
+              <w:left w:type="dxa" w:w="100"/>
+              <w:bottom w:type="dxa" w:w="80"/>
+              <w:right w:type="dxa" w:w="100"/>
+            </w:tcMar>
+            <w:vAlign w:val="top"/>
+          </w:tcPr>
+          <w:p>
+            <w:pPr>
+              <w:spacing w:after="30"/>
+            </w:pPr>
+            <w:r>
+              <w:rPr>
+                <w:b/>
+                <w:bCs/>
+                <w:color w:val="12355B"/>
+                <w:sz w:val="21"/>
+                <w:szCs w:val="21"/>
+              </w:rPr>
+              <w:t xml:space="preserve">distance between vertices</w:t>
+            </w:r>
+          </w:p>
           <w:p>
             <w:pPr>
               <w:spacing w:after="0"/>
+            </w:pPr>
+            <w:r>
+              <w:rPr>
+                <w:i/>
+                <w:iCs/>
+                <w:color w:val="5F6F80"/>
+                <w:sz w:val="18"/>
+                <w:szCs w:val="18"/>
+              </w:rPr>
+              <w:t xml:space="preserve">distancia entre vértices</w:t>
+            </w:r>
+          </w:p>
+        </w:tc>
+        <w:tc>
+          <w:tcPr>
+            <w:tcW w:type="dxa" w:w="3160"/>
+            <w:tcMar>
+              <w:top w:type="dxa" w:w="80"/>
+              <w:left w:type="dxa" w:w="100"/>
+              <w:bottom w:type="dxa" w:w="80"/>
+              <w:right w:type="dxa" w:w="100"/>
+            </w:tcMar>
+            <w:vAlign w:val="top"/>
+          </w:tcPr>
+          <w:p>
+            <w:pPr>
+              <w:spacing w:after="0"/>
+            </w:pPr>
+            <w:r>
+              <w:rPr>
+                <w:sz w:val="20"/>
+                <w:szCs w:val="20"/>
+              </w:rPr>
+              <w:t xml:space="preserve">When two vertices share an x- or y-coordinate, the distance between them is the absolute difference of the other coordinates.</w:t>
+            </w:r>
+          </w:p>
+        </w:tc>
+        <w:tc>
+          <w:tcPr>
+            <w:tcW w:type="dxa" w:w="2200"/>
+            <w:tcMar>
+              <w:top w:type="dxa" w:w="80"/>
+              <w:left w:type="dxa" w:w="100"/>
+              <w:bottom w:type="dxa" w:w="80"/>
+              <w:right w:type="dxa" w:w="100"/>
+            </w:tcMar>
+            <w:vAlign w:val="top"/>
+          </w:tcPr>
+          <w:p>
+            <w:pPr>
+              <w:spacing w:after="40"/>
+            </w:pPr>
+            <w:r>
+              <w:rPr>
+                <w:i/>
+                <w:iCs/>
+                <w:color w:val="5F6F80"/>
+                <w:sz w:val="19"/>
+                <w:szCs w:val="19"/>
+              </w:rPr>
+              <w:t xml:space="preserve">Not distance between vertices: write a counter-example that breaks the definition.</w:t>
+            </w:r>
+          </w:p>
+          <w:p>
+            <w:pPr>
+              <w:pBdr>
+                <w:bottom w:val="single" w:color="AFBECC" w:sz="6"/>
+              </w:pBdr>
+              <w:spacing w:after="30" w:before="150"/>
+            </w:pPr>
+            <w:r>
+              <w:t xml:space="preserve"/>
+            </w:r>
+          </w:p>
+        </w:tc>
+        <w:tc>
+          <w:tcPr>
+            <w:tcW w:type="dxa" w:w="2200"/>
+            <w:tcMar>
+              <w:top w:type="dxa" w:w="80"/>
+              <w:left w:type="dxa" w:w="100"/>
+              <w:bottom w:type="dxa" w:w="80"/>
+              <w:right w:type="dxa" w:w="100"/>
+            </w:tcMar>
+            <w:vAlign w:val="top"/>
+          </w:tcPr>
+          <w:p>
+            <w:pPr>
+              <w:spacing w:after="40"/>
               <w:jc w:val="center"/>
             </w:pPr>
             <w:r>
               <w:drawing>
                 <wp:inline distT="0" distB="0" distL="0" distR="0">
-                  <wp:extent cx="1047750" cy="790575"/>
+                  <wp:extent cx="876300" cy="657225"/>
                   <wp:effectExtent t="0" r="0" b="0" l="0"/>
                   <wp:docPr id="1" name="" descr="" title=""/>
                   <wp:cNvGraphicFramePr>
@@ -778,7 +1082,7 @@
                         <pic:spPr bwMode="auto">
                           <a:xfrm>
                             <a:off x="0" y="0"/>
-                            <a:ext cx="1047750" cy="790575"/>
+                            <a:ext cx="876300" cy="657225"/>
                           </a:xfrm>
                           <a:prstGeom prst="rect">
                             <a:avLst/>
@@ -791,69 +1095,10 @@
               </w:drawing>
             </w:r>
           </w:p>
-        </w:tc>
-        <w:tc>
-          <w:tcPr>
-            <w:tcW w:type="dxa" w:w="7560"/>
-            <w:tcMar>
-              <w:top w:type="dxa" w:w="100"/>
-              <w:left w:type="dxa" w:w="40"/>
-              <w:bottom w:type="dxa" w:w="100"/>
-              <w:right w:type="dxa" w:w="40"/>
-            </w:tcMar>
-            <w:vAlign w:val="center"/>
-          </w:tcPr>
-          <w:p>
-            <w:pPr>
-              <w:spacing w:after="50"/>
-            </w:pPr>
-            <w:r>
-              <w:rPr>
-                <w:b/>
-                <w:bCs/>
-                <w:color w:val="12355B"/>
-                <w:sz w:val="24"/>
-                <w:szCs w:val="24"/>
-              </w:rPr>
-              <w:t xml:space="preserve">distance between vertices</w:t>
-            </w:r>
-            <w:r>
-              <w:rPr>
-                <w:i/>
-                <w:iCs/>
-                <w:color w:val="5F6F80"/>
-                <w:sz w:val="19"/>
-                <w:szCs w:val="19"/>
-              </w:rPr>
-              <w:t xml:space="preserve">   distancia entre vértices</w:t>
-            </w:r>
-          </w:p>
-          <w:p>
-            <w:pPr>
-              <w:spacing w:after="40"/>
-            </w:pPr>
-            <w:r>
-              <w:rPr>
-                <w:sz w:val="21"/>
-                <w:szCs w:val="21"/>
-              </w:rPr>
-              <w:t xml:space="preserve">When two vertices share an x- or y-coordinate, the distance between them is the absolute difference of the other coordinates.</w:t>
-            </w:r>
-          </w:p>
           <w:p>
             <w:pPr>
               <w:spacing w:after="0"/>
             </w:pPr>
-            <w:r>
-              <w:rPr>
-                <w:b/>
-                <w:bCs/>
-                <w:color w:val="1FA6A2"/>
-                <w:sz w:val="18"/>
-                <w:szCs w:val="18"/>
-              </w:rPr>
-              <w:t xml:space="preserve">Example:  </w:t>
-            </w:r>
             <w:r>
               <w:rPr>
                 <w:i/>
@@ -867,23 +1112,6 @@
           </w:p>
         </w:tc>
       </w:tr>
-    </w:tbl>
-    <w:tbl>
-      <w:tblPr>
-        <w:tblW w:type="pct" w:w="100%"/>
-        <w:tblBorders>
-          <w:top w:val="none" w:color="FFFFFF" w:sz="0"/>
-          <w:left w:val="none" w:color="FFFFFF" w:sz="0"/>
-          <w:bottom w:val="single" w:color="C7D2DD" w:sz="4"/>
-          <w:right w:val="none" w:color="FFFFFF" w:sz="0"/>
-          <w:insideH w:val="none" w:color="FFFFFF" w:sz="0"/>
-          <w:insideV w:val="none" w:color="FFFFFF" w:sz="0"/>
-        </w:tblBorders>
-      </w:tblPr>
-      <w:tblGrid>
-        <w:gridCol w:w="1800"/>
-        <w:gridCol w:w="7560"/>
-      </w:tblGrid>
       <w:tr>
         <w:trPr>
           <w:cantSplit/>
@@ -892,22 +1120,126 @@
           <w:tcPr>
             <w:tcW w:type="dxa" w:w="1800"/>
             <w:tcMar>
-              <w:top w:type="dxa" w:w="100"/>
-              <w:left w:type="dxa" w:w="40"/>
-              <w:bottom w:type="dxa" w:w="100"/>
-              <w:right w:type="dxa" w:w="120"/>
-            </w:tcMar>
-            <w:vAlign w:val="center"/>
-          </w:tcPr>
+              <w:top w:type="dxa" w:w="80"/>
+              <w:left w:type="dxa" w:w="100"/>
+              <w:bottom w:type="dxa" w:w="80"/>
+              <w:right w:type="dxa" w:w="100"/>
+            </w:tcMar>
+            <w:vAlign w:val="top"/>
+          </w:tcPr>
+          <w:p>
+            <w:pPr>
+              <w:spacing w:after="30"/>
+            </w:pPr>
+            <w:r>
+              <w:rPr>
+                <w:b/>
+                <w:bCs/>
+                <w:color w:val="12355B"/>
+                <w:sz w:val="21"/>
+                <w:szCs w:val="21"/>
+              </w:rPr>
+              <w:t xml:space="preserve">scale</w:t>
+            </w:r>
+          </w:p>
           <w:p>
             <w:pPr>
               <w:spacing w:after="0"/>
+            </w:pPr>
+            <w:r>
+              <w:rPr>
+                <w:i/>
+                <w:iCs/>
+                <w:color w:val="5F6F80"/>
+                <w:sz w:val="18"/>
+                <w:szCs w:val="18"/>
+              </w:rPr>
+              <w:t xml:space="preserve">escala</w:t>
+            </w:r>
+          </w:p>
+        </w:tc>
+        <w:tc>
+          <w:tcPr>
+            <w:tcW w:type="dxa" w:w="3160"/>
+            <w:tcMar>
+              <w:top w:type="dxa" w:w="80"/>
+              <w:left w:type="dxa" w:w="100"/>
+              <w:bottom w:type="dxa" w:w="80"/>
+              <w:right w:type="dxa" w:w="100"/>
+            </w:tcMar>
+            <w:vAlign w:val="top"/>
+          </w:tcPr>
+          <w:p>
+            <w:pPr>
+              <w:spacing w:after="0"/>
+            </w:pPr>
+            <w:r>
+              <w:rPr>
+                <w:sz w:val="20"/>
+                <w:szCs w:val="20"/>
+              </w:rPr>
+              <w:t xml:space="preserve">What one grid unit stands for in the real situation.</w:t>
+            </w:r>
+          </w:p>
+        </w:tc>
+        <w:tc>
+          <w:tcPr>
+            <w:tcW w:type="dxa" w:w="2200"/>
+            <w:tcMar>
+              <w:top w:type="dxa" w:w="80"/>
+              <w:left w:type="dxa" w:w="100"/>
+              <w:bottom w:type="dxa" w:w="80"/>
+              <w:right w:type="dxa" w:w="100"/>
+            </w:tcMar>
+            <w:vAlign w:val="top"/>
+          </w:tcPr>
+          <w:p>
+            <w:pPr>
+              <w:spacing w:after="40"/>
+            </w:pPr>
+            <w:r>
+              <w:rPr>
+                <w:i/>
+                <w:iCs/>
+                <w:color w:val="5F6F80"/>
+                <w:sz w:val="19"/>
+                <w:szCs w:val="19"/>
+              </w:rPr>
+              <w:t xml:space="preserve">Not scale: write a counter-example that breaks the definition.</w:t>
+            </w:r>
+          </w:p>
+          <w:p>
+            <w:pPr>
+              <w:pBdr>
+                <w:bottom w:val="single" w:color="AFBECC" w:sz="6"/>
+              </w:pBdr>
+              <w:spacing w:after="30" w:before="150"/>
+            </w:pPr>
+            <w:r>
+              <w:t xml:space="preserve"/>
+            </w:r>
+          </w:p>
+        </w:tc>
+        <w:tc>
+          <w:tcPr>
+            <w:tcW w:type="dxa" w:w="2200"/>
+            <w:tcMar>
+              <w:top w:type="dxa" w:w="80"/>
+              <w:left w:type="dxa" w:w="100"/>
+              <w:bottom w:type="dxa" w:w="80"/>
+              <w:right w:type="dxa" w:w="100"/>
+            </w:tcMar>
+            <w:vAlign w:val="top"/>
+          </w:tcPr>
+          <w:p>
+            <w:pPr>
+              <w:spacing w:after="40"/>
               <w:jc w:val="center"/>
             </w:pPr>
             <w:r>
               <w:drawing>
                 <wp:inline distT="0" distB="0" distL="0" distR="0">
-                  <wp:extent cx="1047750" cy="790575"/>
+                  <wp:extent cx="876300" cy="657225"/>
                   <wp:effectExtent t="0" r="0" b="0" l="0"/>
                   <wp:docPr id="1" name="" descr="" title=""/>
                   <wp:cNvGraphicFramePr>
@@ -932,7 +1264,7 @@
                         <pic:spPr bwMode="auto">
                           <a:xfrm>
                             <a:off x="0" y="0"/>
-                            <a:ext cx="1047750" cy="790575"/>
+                            <a:ext cx="876300" cy="657225"/>
                           </a:xfrm>
                           <a:prstGeom prst="rect">
                             <a:avLst/>
@@ -945,69 +1277,10 @@
               </w:drawing>
             </w:r>
           </w:p>
-        </w:tc>
-        <w:tc>
-          <w:tcPr>
-            <w:tcW w:type="dxa" w:w="7560"/>
-            <w:tcMar>
-              <w:top w:type="dxa" w:w="100"/>
-              <w:left w:type="dxa" w:w="40"/>
-              <w:bottom w:type="dxa" w:w="100"/>
-              <w:right w:type="dxa" w:w="40"/>
-            </w:tcMar>
-            <w:vAlign w:val="center"/>
-          </w:tcPr>
-          <w:p>
-            <w:pPr>
-              <w:spacing w:after="50"/>
-            </w:pPr>
-            <w:r>
-              <w:rPr>
-                <w:b/>
-                <w:bCs/>
-                <w:color w:val="12355B"/>
-                <w:sz w:val="24"/>
-                <w:szCs w:val="24"/>
-              </w:rPr>
-              <w:t xml:space="preserve">scale</w:t>
-            </w:r>
-            <w:r>
-              <w:rPr>
-                <w:i/>
-                <w:iCs/>
-                <w:color w:val="5F6F80"/>
-                <w:sz w:val="19"/>
-                <w:szCs w:val="19"/>
-              </w:rPr>
-              <w:t xml:space="preserve">   escala</w:t>
-            </w:r>
-          </w:p>
-          <w:p>
-            <w:pPr>
-              <w:spacing w:after="40"/>
-            </w:pPr>
-            <w:r>
-              <w:rPr>
-                <w:sz w:val="21"/>
-                <w:szCs w:val="21"/>
-              </w:rPr>
-              <w:t xml:space="preserve">What one grid unit stands for in the real situation.</w:t>
-            </w:r>
-          </w:p>
           <w:p>
             <w:pPr>
               <w:spacing w:after="0"/>
             </w:pPr>
-            <w:r>
-              <w:rPr>
-                <w:b/>
-                <w:bCs/>
-                <w:color w:val="1FA6A2"/>
-                <w:sz w:val="18"/>
-                <w:szCs w:val="18"/>
-              </w:rPr>
-              <w:t xml:space="preserve">Example:  </w:t>
-            </w:r>
             <w:r>
               <w:rPr>
                 <w:i/>
@@ -1021,23 +1294,6 @@
           </w:p>
         </w:tc>
       </w:tr>
-    </w:tbl>
-    <w:tbl>
-      <w:tblPr>
-        <w:tblW w:type="pct" w:w="100%"/>
-        <w:tblBorders>
-          <w:top w:val="none" w:color="FFFFFF" w:sz="0"/>
-          <w:left w:val="none" w:color="FFFFFF" w:sz="0"/>
-          <w:bottom w:val="single" w:color="C7D2DD" w:sz="4"/>
-          <w:right w:val="none" w:color="FFFFFF" w:sz="0"/>
-          <w:insideH w:val="none" w:color="FFFFFF" w:sz="0"/>
-          <w:insideV w:val="none" w:color="FFFFFF" w:sz="0"/>
-        </w:tblBorders>
-      </w:tblPr>
-      <w:tblGrid>
-        <w:gridCol w:w="1800"/>
-        <w:gridCol w:w="7560"/>
-      </w:tblGrid>
       <w:tr>
         <w:trPr>
           <w:cantSplit/>
@@ -1046,22 +1302,126 @@
           <w:tcPr>
             <w:tcW w:type="dxa" w:w="1800"/>
             <w:tcMar>
-              <w:top w:type="dxa" w:w="100"/>
-              <w:left w:type="dxa" w:w="40"/>
-              <w:bottom w:type="dxa" w:w="100"/>
-              <w:right w:type="dxa" w:w="120"/>
-            </w:tcMar>
-            <w:vAlign w:val="center"/>
-          </w:tcPr>
+              <w:top w:type="dxa" w:w="80"/>
+              <w:left w:type="dxa" w:w="100"/>
+              <w:bottom w:type="dxa" w:w="80"/>
+              <w:right w:type="dxa" w:w="100"/>
+            </w:tcMar>
+            <w:vAlign w:val="top"/>
+          </w:tcPr>
+          <w:p>
+            <w:pPr>
+              <w:spacing w:after="30"/>
+            </w:pPr>
+            <w:r>
+              <w:rPr>
+                <w:b/>
+                <w:bCs/>
+                <w:color w:val="12355B"/>
+                <w:sz w:val="21"/>
+                <w:szCs w:val="21"/>
+              </w:rPr>
+              <w:t xml:space="preserve">Side length</w:t>
+            </w:r>
+          </w:p>
           <w:p>
             <w:pPr>
               <w:spacing w:after="0"/>
+            </w:pPr>
+            <w:r>
+              <w:rPr>
+                <w:i/>
+                <w:iCs/>
+                <w:color w:val="5F6F80"/>
+                <w:sz w:val="18"/>
+                <w:szCs w:val="18"/>
+              </w:rPr>
+              <w:t xml:space="preserve">Longitud del lado</w:t>
+            </w:r>
+          </w:p>
+        </w:tc>
+        <w:tc>
+          <w:tcPr>
+            <w:tcW w:type="dxa" w:w="3160"/>
+            <w:tcMar>
+              <w:top w:type="dxa" w:w="80"/>
+              <w:left w:type="dxa" w:w="100"/>
+              <w:bottom w:type="dxa" w:w="80"/>
+              <w:right w:type="dxa" w:w="100"/>
+            </w:tcMar>
+            <w:vAlign w:val="top"/>
+          </w:tcPr>
+          <w:p>
+            <w:pPr>
+              <w:spacing w:after="0"/>
+            </w:pPr>
+            <w:r>
+              <w:rPr>
+                <w:sz w:val="20"/>
+                <w:szCs w:val="20"/>
+              </w:rPr>
+              <w:t xml:space="preserve">The distance between two vertices that are joined by a side.</w:t>
+            </w:r>
+          </w:p>
+        </w:tc>
+        <w:tc>
+          <w:tcPr>
+            <w:tcW w:type="dxa" w:w="2200"/>
+            <w:tcMar>
+              <w:top w:type="dxa" w:w="80"/>
+              <w:left w:type="dxa" w:w="100"/>
+              <w:bottom w:type="dxa" w:w="80"/>
+              <w:right w:type="dxa" w:w="100"/>
+            </w:tcMar>
+            <w:vAlign w:val="top"/>
+          </w:tcPr>
+          <w:p>
+            <w:pPr>
+              <w:spacing w:after="40"/>
+            </w:pPr>
+            <w:r>
+              <w:rPr>
+                <w:i/>
+                <w:iCs/>
+                <w:color w:val="5F6F80"/>
+                <w:sz w:val="19"/>
+                <w:szCs w:val="19"/>
+              </w:rPr>
+              <w:t xml:space="preserve">Not Side length: write a counter-example that breaks the definition.</w:t>
+            </w:r>
+          </w:p>
+          <w:p>
+            <w:pPr>
+              <w:pBdr>
+                <w:bottom w:val="single" w:color="AFBECC" w:sz="6"/>
+              </w:pBdr>
+              <w:spacing w:after="30" w:before="150"/>
+            </w:pPr>
+            <w:r>
+              <w:t xml:space="preserve"/>
+            </w:r>
+          </w:p>
+        </w:tc>
+        <w:tc>
+          <w:tcPr>
+            <w:tcW w:type="dxa" w:w="2200"/>
+            <w:tcMar>
+              <w:top w:type="dxa" w:w="80"/>
+              <w:left w:type="dxa" w:w="100"/>
+              <w:bottom w:type="dxa" w:w="80"/>
+              <w:right w:type="dxa" w:w="100"/>
+            </w:tcMar>
+            <w:vAlign w:val="top"/>
+          </w:tcPr>
+          <w:p>
+            <w:pPr>
+              <w:spacing w:after="40"/>
               <w:jc w:val="center"/>
             </w:pPr>
             <w:r>
               <w:drawing>
                 <wp:inline distT="0" distB="0" distL="0" distR="0">
-                  <wp:extent cx="1047750" cy="790575"/>
+                  <wp:extent cx="876300" cy="657225"/>
                   <wp:effectExtent t="0" r="0" b="0" l="0"/>
                   <wp:docPr id="1" name="" descr="" title=""/>
                   <wp:cNvGraphicFramePr>
@@ -1086,7 +1446,7 @@
                         <pic:spPr bwMode="auto">
                           <a:xfrm>
                             <a:off x="0" y="0"/>
-                            <a:ext cx="1047750" cy="790575"/>
+                            <a:ext cx="876300" cy="657225"/>
                           </a:xfrm>
                           <a:prstGeom prst="rect">
                             <a:avLst/>
@@ -1099,69 +1459,10 @@
               </w:drawing>
             </w:r>
           </w:p>
-        </w:tc>
-        <w:tc>
-          <w:tcPr>
-            <w:tcW w:type="dxa" w:w="7560"/>
-            <w:tcMar>
-              <w:top w:type="dxa" w:w="100"/>
-              <w:left w:type="dxa" w:w="40"/>
-              <w:bottom w:type="dxa" w:w="100"/>
-              <w:right w:type="dxa" w:w="40"/>
-            </w:tcMar>
-            <w:vAlign w:val="center"/>
-          </w:tcPr>
-          <w:p>
-            <w:pPr>
-              <w:spacing w:after="50"/>
-            </w:pPr>
-            <w:r>
-              <w:rPr>
-                <w:b/>
-                <w:bCs/>
-                <w:color w:val="12355B"/>
-                <w:sz w:val="24"/>
-                <w:szCs w:val="24"/>
-              </w:rPr>
-              <w:t xml:space="preserve">Side length</w:t>
-            </w:r>
-            <w:r>
-              <w:rPr>
-                <w:i/>
-                <w:iCs/>
-                <w:color w:val="5F6F80"/>
-                <w:sz w:val="19"/>
-                <w:szCs w:val="19"/>
-              </w:rPr>
-              <w:t xml:space="preserve">   Longitud del lado</w:t>
-            </w:r>
-          </w:p>
-          <w:p>
-            <w:pPr>
-              <w:spacing w:after="40"/>
-            </w:pPr>
-            <w:r>
-              <w:rPr>
-                <w:sz w:val="21"/>
-                <w:szCs w:val="21"/>
-              </w:rPr>
-              <w:t xml:space="preserve">The distance between two vertices that are joined by a side.</w:t>
-            </w:r>
-          </w:p>
           <w:p>
             <w:pPr>
               <w:spacing w:after="0"/>
             </w:pPr>
-            <w:r>
-              <w:rPr>
-                <w:b/>
-                <w:bCs/>
-                <w:color w:val="1FA6A2"/>
-                <w:sz w:val="18"/>
-                <w:szCs w:val="18"/>
-              </w:rPr>
-              <w:t xml:space="preserve">Example:  </w:t>
-            </w:r>
             <w:r>
               <w:rPr>
                 <w:i/>
@@ -3359,7 +3660,7 @@
           <w:sz w:val="19"/>
           <w:szCs w:val="19"/>
         </w:rPr>
-        <w:t xml:space="preserve">   You Do — show your work</w:t>
+        <w:t xml:space="preserve">   You Do — show your work and reasoning</w:t>
       </w:r>
     </w:p>
     <w:p>
@@ -3374,7 +3675,7 @@
           <w:sz w:val="19"/>
           <w:szCs w:val="19"/>
         </w:rPr>
-        <w:t xml:space="preserve">Solve each problem. Show your thinking in the work box.</w:t>
+        <w:t xml:space="preserve">Solve each problem in the middle column and explain your reasoning using the sentence starters on the right.</w:t>
       </w:r>
     </w:p>
     <w:p>
@@ -3403,120 +3704,258 @@
         <w:t xml:space="preserve">   extra scaffolding</w:t>
       </w:r>
     </w:p>
-    <w:p>
-      <w:pPr>
-        <w:keepNext/>
-        <w:spacing w:after="60" w:before="160"/>
-      </w:pPr>
-      <w:r>
-        <w:rPr>
-          <w:b/>
-          <w:bCs/>
-          <w:color w:val="12355B"/>
-          <w:sz w:val="22"/>
-          <w:szCs w:val="22"/>
-        </w:rPr>
-        <w:t xml:space="preserve">1.  </w:t>
-      </w:r>
-      <w:r>
-        <w:rPr>
-          <w:b/>
-          <w:bCs/>
-          <w:sz w:val="21"/>
-          <w:szCs w:val="21"/>
-        </w:rPr>
-        <w:t xml:space="preserve">What is the perimeter of the rectangle with side lengths 9.5 and 6.75 units?</w:t>
-      </w:r>
-    </w:p>
-    <w:p>
-      <w:pPr>
-        <w:spacing w:after="40"/>
-        <w:ind w:left="420"/>
-      </w:pPr>
-      <w:r>
-        <w:rPr>
-          <w:sz w:val="20"/>
-          <w:szCs w:val="20"/>
-        </w:rPr>
-        <w:t xml:space="preserve">A)  16.25 units</w:t>
-      </w:r>
-    </w:p>
-    <w:p>
-      <w:pPr>
-        <w:spacing w:after="40"/>
-        <w:ind w:left="420"/>
-      </w:pPr>
-      <w:r>
-        <w:rPr>
-          <w:sz w:val="20"/>
-          <w:szCs w:val="20"/>
-        </w:rPr>
-        <w:t xml:space="preserve">B)  26 units</w:t>
-      </w:r>
-    </w:p>
-    <w:p>
-      <w:pPr>
-        <w:spacing w:after="40"/>
-        <w:ind w:left="420"/>
-      </w:pPr>
-      <w:r>
-        <w:rPr>
-          <w:sz w:val="20"/>
-          <w:szCs w:val="20"/>
-        </w:rPr>
-        <w:t xml:space="preserve">C)  32.5 units</w:t>
-      </w:r>
-    </w:p>
-    <w:p>
-      <w:pPr>
-        <w:spacing w:after="40"/>
-        <w:ind w:left="420"/>
-      </w:pPr>
-      <w:r>
-        <w:rPr>
-          <w:sz w:val="20"/>
-          <w:szCs w:val="20"/>
-        </w:rPr>
-        <w:t xml:space="preserve">D)  64.125 units</w:t>
-      </w:r>
-    </w:p>
-    <w:p>
-      <w:pPr>
-        <w:spacing w:after="20"/>
-      </w:pPr>
-      <w:r>
-        <w:t xml:space="preserve"/>
-      </w:r>
-    </w:p>
     <w:tbl>
       <w:tblPr>
-        <w:tblW w:type="pct" w:w="100%"/>
+        <w:tblW w:type="dxa" w:w="9360"/>
         <w:tblBorders>
           <w:top w:val="single" w:color="C7D2DD" w:sz="6"/>
           <w:left w:val="single" w:color="C7D2DD" w:sz="6"/>
           <w:bottom w:val="single" w:color="C7D2DD" w:sz="6"/>
           <w:right w:val="single" w:color="C7D2DD" w:sz="6"/>
-          <w:insideH w:val="single" w:color="auto" w:sz="4"/>
-          <w:insideV w:val="single" w:color="auto" w:sz="4"/>
+          <w:insideH w:val="single" w:color="C7D2DD" w:sz="6"/>
+          <w:insideV w:val="single" w:color="C7D2DD" w:sz="6"/>
         </w:tblBorders>
       </w:tblPr>
       <w:tblGrid>
-        <w:gridCol w:w="100"/>
+        <w:gridCol w:w="2800"/>
+        <w:gridCol w:w="3560"/>
+        <w:gridCol w:w="3000"/>
       </w:tblGrid>
       <w:tr>
-        <w:tc>
-          <w:tcPr>
+        <w:trPr>
+          <w:cantSplit/>
+          <w:tblHeader/>
+        </w:trPr>
+        <w:tc>
+          <w:tcPr>
+            <w:tcW w:type="dxa" w:w="2800"/>
+            <w:shd w:fill="EEF4F8" w:color="auto" w:val="clear"/>
+            <w:tcMar>
+              <w:top w:type="dxa" w:w="60"/>
+              <w:left w:type="dxa" w:w="100"/>
+              <w:bottom w:type="dxa" w:w="60"/>
+              <w:right w:type="dxa" w:w="100"/>
+            </w:tcMar>
+          </w:tcPr>
+          <w:p>
+            <w:pPr>
+              <w:spacing w:after="0"/>
+            </w:pPr>
+            <w:r>
+              <w:rPr>
+                <w:b/>
+                <w:bCs/>
+                <w:color w:val="12355B"/>
+                <w:sz w:val="16"/>
+                <w:szCs w:val="16"/>
+              </w:rPr>
+              <w:t xml:space="preserve">CORE PROBLEM / GIVEN REPRESENTATION</w:t>
+            </w:r>
+          </w:p>
+        </w:tc>
+        <w:tc>
+          <w:tcPr>
+            <w:tcW w:type="dxa" w:w="3560"/>
+            <w:shd w:fill="EEF4F8" w:color="auto" w:val="clear"/>
+            <w:tcMar>
+              <w:top w:type="dxa" w:w="60"/>
+              <w:left w:type="dxa" w:w="100"/>
+              <w:bottom w:type="dxa" w:w="60"/>
+              <w:right w:type="dxa" w:w="100"/>
+            </w:tcMar>
+          </w:tcPr>
+          <w:p>
+            <w:pPr>
+              <w:spacing w:after="0"/>
+            </w:pPr>
+            <w:r>
+              <w:rPr>
+                <w:b/>
+                <w:bCs/>
+                <w:color w:val="12355B"/>
+                <w:sz w:val="16"/>
+                <w:szCs w:val="16"/>
+              </w:rPr>
+              <w:t xml:space="preserve">WORKING SPACE / CALCULATION STEPS</w:t>
+            </w:r>
+          </w:p>
+        </w:tc>
+        <w:tc>
+          <w:tcPr>
+            <w:tcW w:type="dxa" w:w="3000"/>
             <w:shd w:fill="FBF3E2" w:color="auto" w:val="clear"/>
             <w:tcMar>
               <w:top w:type="dxa" w:w="60"/>
-              <w:left w:type="dxa" w:w="120"/>
+              <w:left w:type="dxa" w:w="100"/>
               <w:bottom w:type="dxa" w:w="60"/>
-              <w:right w:type="dxa" w:w="120"/>
-            </w:tcMar>
-          </w:tcPr>
-          <w:p>
-            <w:pPr>
-              <w:spacing w:after="0" w:line="320"/>
+              <w:right w:type="dxa" w:w="100"/>
+            </w:tcMar>
+          </w:tcPr>
+          <w:p>
+            <w:pPr>
+              <w:spacing w:after="0"/>
+            </w:pPr>
+            <w:r>
+              <w:rPr>
+                <w:b/>
+                <w:bCs/>
+                <w:color w:val="B97A12"/>
+                <w:sz w:val="16"/>
+                <w:szCs w:val="16"/>
+              </w:rPr>
+              <w:t xml:space="preserve">EXPLAIN YOUR REASONING</w:t>
+            </w:r>
+          </w:p>
+        </w:tc>
+      </w:tr>
+      <w:tr>
+        <w:trPr>
+          <w:cantSplit/>
+        </w:trPr>
+        <w:tc>
+          <w:tcPr>
+            <w:tcW w:type="dxa" w:w="2800"/>
+            <w:tcMar>
+              <w:top w:type="dxa" w:w="80"/>
+              <w:left w:type="dxa" w:w="100"/>
+              <w:bottom w:type="dxa" w:w="80"/>
+              <w:right w:type="dxa" w:w="100"/>
+            </w:tcMar>
+            <w:vAlign w:val="top"/>
+          </w:tcPr>
+          <w:p>
+            <w:pPr>
+              <w:spacing w:after="60"/>
+            </w:pPr>
+            <w:r>
+              <w:rPr>
+                <w:b/>
+                <w:bCs/>
+                <w:color w:val="12355B"/>
+                <w:sz w:val="21"/>
+                <w:szCs w:val="21"/>
+              </w:rPr>
+              <w:t xml:space="preserve">1.  </w:t>
+            </w:r>
+            <w:r>
+              <w:rPr>
+                <w:b/>
+                <w:bCs/>
+                <w:sz w:val="20"/>
+                <w:szCs w:val="20"/>
+              </w:rPr>
+              <w:t xml:space="preserve">What is the perimeter of the rectangle with side lengths 9.5 and 6.75 units?</w:t>
+            </w:r>
+          </w:p>
+          <w:p>
+            <w:pPr>
+              <w:spacing w:after="30"/>
+              <w:ind w:left="180"/>
+            </w:pPr>
+            <w:r>
+              <w:rPr>
+                <w:sz w:val="19"/>
+                <w:szCs w:val="19"/>
+              </w:rPr>
+              <w:t xml:space="preserve">A)  16.25 units</w:t>
+            </w:r>
+          </w:p>
+          <w:p>
+            <w:pPr>
+              <w:spacing w:after="30"/>
+              <w:ind w:left="180"/>
+            </w:pPr>
+            <w:r>
+              <w:rPr>
+                <w:sz w:val="19"/>
+                <w:szCs w:val="19"/>
+              </w:rPr>
+              <w:t xml:space="preserve">B)  26 units</w:t>
+            </w:r>
+          </w:p>
+          <w:p>
+            <w:pPr>
+              <w:spacing w:after="30"/>
+              <w:ind w:left="180"/>
+            </w:pPr>
+            <w:r>
+              <w:rPr>
+                <w:sz w:val="19"/>
+                <w:szCs w:val="19"/>
+              </w:rPr>
+              <w:t xml:space="preserve">C)  32.5 units</w:t>
+            </w:r>
+          </w:p>
+          <w:p>
+            <w:pPr>
+              <w:spacing w:after="30"/>
+              <w:ind w:left="180"/>
+            </w:pPr>
+            <w:r>
+              <w:rPr>
+                <w:sz w:val="19"/>
+                <w:szCs w:val="19"/>
+              </w:rPr>
+              <w:t xml:space="preserve">D)  64.125 units</w:t>
+            </w:r>
+          </w:p>
+        </w:tc>
+        <w:tc>
+          <w:tcPr>
+            <w:tcW w:type="dxa" w:w="3560"/>
+            <w:tcMar>
+              <w:top w:type="dxa" w:w="80"/>
+              <w:left w:type="dxa" w:w="100"/>
+              <w:bottom w:type="dxa" w:w="80"/>
+              <w:right w:type="dxa" w:w="100"/>
+            </w:tcMar>
+            <w:vAlign w:val="top"/>
+          </w:tcPr>
+          <w:p>
+            <w:pPr>
+              <w:spacing w:after="40"/>
+            </w:pPr>
+            <w:r>
+              <w:rPr>
+                <w:b/>
+                <w:bCs/>
+                <w:color w:val="1FA6A2"/>
+                <w:sz w:val="19"/>
+                <w:szCs w:val="19"/>
+              </w:rPr>
+              <w:t xml:space="preserve">Solution:  </w:t>
+            </w:r>
+            <w:r>
+              <w:rPr>
+                <w:b/>
+                <w:bCs/>
+                <w:sz w:val="19"/>
+                <w:szCs w:val="19"/>
+              </w:rPr>
+              <w:t xml:space="preserve">C)  32.5 units</w:t>
+            </w:r>
+          </w:p>
+          <w:p>
+            <w:pPr>
+              <w:spacing w:after="40"/>
+            </w:pPr>
+            <w:r>
+              <w:rPr>
+                <w:i/>
+                <w:iCs/>
+                <w:color w:val="5F6F80"/>
+                <w:sz w:val="18"/>
+                <w:szCs w:val="18"/>
+              </w:rPr>
+              <w:t xml:space="preserve">Perimeter = 2(9.5) + 2(6.75) = 19 + 13.5 = 32.5 units.</w:t>
+            </w:r>
+          </w:p>
+          <w:p>
+            <w:pPr>
+              <w:pBdr>
+                <w:bottom w:val="single" w:color="AFBECC" w:sz="6"/>
+              </w:pBdr>
+              <w:spacing w:after="30" w:before="150"/>
             </w:pPr>
             <w:r>
               <w:t xml:space="preserve"/>
@@ -3524,7 +3963,125 @@
           </w:p>
           <w:p>
             <w:pPr>
-              <w:spacing w:after="0" w:line="320"/>
+              <w:pBdr>
+                <w:bottom w:val="single" w:color="AFBECC" w:sz="6"/>
+              </w:pBdr>
+              <w:spacing w:after="30" w:before="150"/>
+            </w:pPr>
+            <w:r>
+              <w:t xml:space="preserve"/>
+            </w:r>
+          </w:p>
+        </w:tc>
+        <w:tc>
+          <w:tcPr>
+            <w:tcW w:type="dxa" w:w="3000"/>
+            <w:shd w:fill="FBF3E2" w:color="auto" w:val="clear"/>
+            <w:tcMar>
+              <w:top w:type="dxa" w:w="80"/>
+              <w:left w:type="dxa" w:w="100"/>
+              <w:bottom w:type="dxa" w:w="80"/>
+              <w:right w:type="dxa" w:w="100"/>
+            </w:tcMar>
+            <w:vAlign w:val="top"/>
+          </w:tcPr>
+          <w:p>
+            <w:pPr>
+              <w:spacing w:after="40"/>
+            </w:pPr>
+            <w:r>
+              <w:rPr>
+                <w:b/>
+                <w:bCs/>
+                <w:color w:val="12355B"/>
+                <w:sz w:val="19"/>
+                <w:szCs w:val="19"/>
+              </w:rPr>
+              <w:t xml:space="preserve">Because... </w:t>
+            </w:r>
+            <w:r>
+              <w:rPr>
+                <w:color w:val="AFBECC"/>
+                <w:sz w:val="19"/>
+                <w:szCs w:val="19"/>
+              </w:rPr>
+              <w:t xml:space="preserve">________________</w:t>
+            </w:r>
+          </w:p>
+          <w:p>
+            <w:pPr>
+              <w:pBdr>
+                <w:bottom w:val="single" w:color="AFBECC" w:sz="6"/>
+              </w:pBdr>
+              <w:spacing w:after="30" w:before="150"/>
+            </w:pPr>
+            <w:r>
+              <w:t xml:space="preserve"/>
+            </w:r>
+          </w:p>
+          <w:p>
+            <w:pPr>
+              <w:spacing w:after="40" w:before="80"/>
+            </w:pPr>
+            <w:r>
+              <w:rPr>
+                <w:b/>
+                <w:bCs/>
+                <w:color w:val="6B4FA0"/>
+                <w:sz w:val="19"/>
+                <w:szCs w:val="19"/>
+              </w:rPr>
+              <w:t xml:space="preserve">Although... </w:t>
+            </w:r>
+            <w:r>
+              <w:rPr>
+                <w:color w:val="AFBECC"/>
+                <w:sz w:val="19"/>
+                <w:szCs w:val="19"/>
+              </w:rPr>
+              <w:t xml:space="preserve">_______________</w:t>
+            </w:r>
+          </w:p>
+          <w:p>
+            <w:pPr>
+              <w:pBdr>
+                <w:bottom w:val="single" w:color="AFBECC" w:sz="6"/>
+              </w:pBdr>
+              <w:spacing w:after="30" w:before="150"/>
+            </w:pPr>
+            <w:r>
+              <w:t xml:space="preserve"/>
+            </w:r>
+          </w:p>
+          <w:p>
+            <w:pPr>
+              <w:spacing w:after="40" w:before="80"/>
+            </w:pPr>
+            <w:r>
+              <w:rPr>
+                <w:b/>
+                <w:bCs/>
+                <w:color w:val="1FA6A2"/>
+                <w:sz w:val="19"/>
+                <w:szCs w:val="19"/>
+              </w:rPr>
+              <w:t xml:space="preserve">Therefore... </w:t>
+            </w:r>
+            <w:r>
+              <w:rPr>
+                <w:color w:val="AFBECC"/>
+                <w:sz w:val="19"/>
+                <w:szCs w:val="19"/>
+              </w:rPr>
+              <w:t xml:space="preserve">______________</w:t>
+            </w:r>
+          </w:p>
+          <w:p>
+            <w:pPr>
+              <w:pBdr>
+                <w:bottom w:val="single" w:color="AFBECC" w:sz="6"/>
+              </w:pBdr>
+              <w:spacing w:after="30" w:before="150"/>
             </w:pPr>
             <w:r>
               <w:t xml:space="preserve"/>
@@ -3535,84 +4092,7 @@
     </w:tbl>
     <w:p>
       <w:pPr>
-        <w:keepNext/>
-        <w:spacing w:after="60" w:before="160"/>
-      </w:pPr>
-      <w:r>
-        <w:rPr>
-          <w:b/>
-          <w:bCs/>
-          <w:color w:val="12355B"/>
-          <w:sz w:val="22"/>
-          <w:szCs w:val="22"/>
-        </w:rPr>
-        <w:t xml:space="preserve">2.  </w:t>
-      </w:r>
-      <w:r>
-        <w:rPr>
-          <w:b/>
-          <w:bCs/>
-          <w:sz w:val="21"/>
-          <w:szCs w:val="21"/>
-        </w:rPr>
-        <w:t xml:space="preserve">Why are two of the terms multiplied by 2 in the perimeter calculation?</w:t>
-      </w:r>
-    </w:p>
-    <w:p>
-      <w:pPr>
-        <w:spacing w:after="40"/>
-        <w:ind w:left="420"/>
-      </w:pPr>
-      <w:r>
-        <w:rPr>
-          <w:sz w:val="20"/>
-          <w:szCs w:val="20"/>
-        </w:rPr>
-        <w:t xml:space="preserve">A)  Because perimeter always doubles the area</w:t>
-      </w:r>
-    </w:p>
-    <w:p>
-      <w:pPr>
-        <w:spacing w:after="40"/>
-        <w:ind w:left="420"/>
-      </w:pPr>
-      <w:r>
-        <w:rPr>
-          <w:sz w:val="20"/>
-          <w:szCs w:val="20"/>
-        </w:rPr>
-        <w:t xml:space="preserve">B)  Because there are two coordinates in each ordered pair</w:t>
-      </w:r>
-    </w:p>
-    <w:p>
-      <w:pPr>
-        <w:spacing w:after="40"/>
-        <w:ind w:left="420"/>
-      </w:pPr>
-      <w:r>
-        <w:rPr>
-          <w:sz w:val="20"/>
-          <w:szCs w:val="20"/>
-        </w:rPr>
-        <w:t xml:space="preserve">C)  It is a rounding rule</w:t>
-      </w:r>
-    </w:p>
-    <w:p>
-      <w:pPr>
-        <w:spacing w:after="40"/>
-        <w:ind w:left="420"/>
-      </w:pPr>
-      <w:r>
-        <w:rPr>
-          <w:sz w:val="20"/>
-          <w:szCs w:val="20"/>
-        </w:rPr>
-        <w:t xml:space="preserve">D)  A rectangle's opposite sides are equal, so each length appears on two sides</w:t>
-      </w:r>
-    </w:p>
-    <w:p>
-      <w:pPr>
-        <w:spacing w:after="20"/>
+        <w:spacing w:after="80"/>
       </w:pPr>
       <w:r>
         <w:t xml:space="preserve"/>
@@ -3620,33 +4100,256 @@
     </w:p>
     <w:tbl>
       <w:tblPr>
-        <w:tblW w:type="pct" w:w="100%"/>
+        <w:tblW w:type="dxa" w:w="9360"/>
         <w:tblBorders>
           <w:top w:val="single" w:color="C7D2DD" w:sz="6"/>
           <w:left w:val="single" w:color="C7D2DD" w:sz="6"/>
           <w:bottom w:val="single" w:color="C7D2DD" w:sz="6"/>
           <w:right w:val="single" w:color="C7D2DD" w:sz="6"/>
-          <w:insideH w:val="single" w:color="auto" w:sz="4"/>
-          <w:insideV w:val="single" w:color="auto" w:sz="4"/>
+          <w:insideH w:val="single" w:color="C7D2DD" w:sz="6"/>
+          <w:insideV w:val="single" w:color="C7D2DD" w:sz="6"/>
         </w:tblBorders>
       </w:tblPr>
       <w:tblGrid>
-        <w:gridCol w:w="100"/>
+        <w:gridCol w:w="2800"/>
+        <w:gridCol w:w="3560"/>
+        <w:gridCol w:w="3000"/>
       </w:tblGrid>
       <w:tr>
-        <w:tc>
-          <w:tcPr>
+        <w:trPr>
+          <w:cantSplit/>
+          <w:tblHeader/>
+        </w:trPr>
+        <w:tc>
+          <w:tcPr>
+            <w:tcW w:type="dxa" w:w="2800"/>
+            <w:shd w:fill="EEF4F8" w:color="auto" w:val="clear"/>
+            <w:tcMar>
+              <w:top w:type="dxa" w:w="60"/>
+              <w:left w:type="dxa" w:w="100"/>
+              <w:bottom w:type="dxa" w:w="60"/>
+              <w:right w:type="dxa" w:w="100"/>
+            </w:tcMar>
+          </w:tcPr>
+          <w:p>
+            <w:pPr>
+              <w:spacing w:after="0"/>
+            </w:pPr>
+            <w:r>
+              <w:rPr>
+                <w:b/>
+                <w:bCs/>
+                <w:color w:val="12355B"/>
+                <w:sz w:val="16"/>
+                <w:szCs w:val="16"/>
+              </w:rPr>
+              <w:t xml:space="preserve">CORE PROBLEM / GIVEN REPRESENTATION</w:t>
+            </w:r>
+          </w:p>
+        </w:tc>
+        <w:tc>
+          <w:tcPr>
+            <w:tcW w:type="dxa" w:w="3560"/>
+            <w:shd w:fill="EEF4F8" w:color="auto" w:val="clear"/>
+            <w:tcMar>
+              <w:top w:type="dxa" w:w="60"/>
+              <w:left w:type="dxa" w:w="100"/>
+              <w:bottom w:type="dxa" w:w="60"/>
+              <w:right w:type="dxa" w:w="100"/>
+            </w:tcMar>
+          </w:tcPr>
+          <w:p>
+            <w:pPr>
+              <w:spacing w:after="0"/>
+            </w:pPr>
+            <w:r>
+              <w:rPr>
+                <w:b/>
+                <w:bCs/>
+                <w:color w:val="12355B"/>
+                <w:sz w:val="16"/>
+                <w:szCs w:val="16"/>
+              </w:rPr>
+              <w:t xml:space="preserve">WORKING SPACE / CALCULATION STEPS</w:t>
+            </w:r>
+          </w:p>
+        </w:tc>
+        <w:tc>
+          <w:tcPr>
+            <w:tcW w:type="dxa" w:w="3000"/>
             <w:shd w:fill="FBF3E2" w:color="auto" w:val="clear"/>
             <w:tcMar>
               <w:top w:type="dxa" w:w="60"/>
-              <w:left w:type="dxa" w:w="120"/>
+              <w:left w:type="dxa" w:w="100"/>
               <w:bottom w:type="dxa" w:w="60"/>
-              <w:right w:type="dxa" w:w="120"/>
-            </w:tcMar>
-          </w:tcPr>
-          <w:p>
-            <w:pPr>
-              <w:spacing w:after="0" w:line="320"/>
+              <w:right w:type="dxa" w:w="100"/>
+            </w:tcMar>
+          </w:tcPr>
+          <w:p>
+            <w:pPr>
+              <w:spacing w:after="0"/>
+            </w:pPr>
+            <w:r>
+              <w:rPr>
+                <w:b/>
+                <w:bCs/>
+                <w:color w:val="B97A12"/>
+                <w:sz w:val="16"/>
+                <w:szCs w:val="16"/>
+              </w:rPr>
+              <w:t xml:space="preserve">EXPLAIN YOUR REASONING</w:t>
+            </w:r>
+          </w:p>
+        </w:tc>
+      </w:tr>
+      <w:tr>
+        <w:trPr>
+          <w:cantSplit/>
+        </w:trPr>
+        <w:tc>
+          <w:tcPr>
+            <w:tcW w:type="dxa" w:w="2800"/>
+            <w:tcMar>
+              <w:top w:type="dxa" w:w="80"/>
+              <w:left w:type="dxa" w:w="100"/>
+              <w:bottom w:type="dxa" w:w="80"/>
+              <w:right w:type="dxa" w:w="100"/>
+            </w:tcMar>
+            <w:vAlign w:val="top"/>
+          </w:tcPr>
+          <w:p>
+            <w:pPr>
+              <w:spacing w:after="60"/>
+            </w:pPr>
+            <w:r>
+              <w:rPr>
+                <w:b/>
+                <w:bCs/>
+                <w:color w:val="12355B"/>
+                <w:sz w:val="21"/>
+                <w:szCs w:val="21"/>
+              </w:rPr>
+              <w:t xml:space="preserve">2.  </w:t>
+            </w:r>
+            <w:r>
+              <w:rPr>
+                <w:b/>
+                <w:bCs/>
+                <w:sz w:val="20"/>
+                <w:szCs w:val="20"/>
+              </w:rPr>
+              <w:t xml:space="preserve">Why are two of the terms multiplied by 2 in the perimeter calculation?</w:t>
+            </w:r>
+          </w:p>
+          <w:p>
+            <w:pPr>
+              <w:spacing w:after="30"/>
+              <w:ind w:left="180"/>
+            </w:pPr>
+            <w:r>
+              <w:rPr>
+                <w:sz w:val="19"/>
+                <w:szCs w:val="19"/>
+              </w:rPr>
+              <w:t xml:space="preserve">A)  Because perimeter always doubles the area</w:t>
+            </w:r>
+          </w:p>
+          <w:p>
+            <w:pPr>
+              <w:spacing w:after="30"/>
+              <w:ind w:left="180"/>
+            </w:pPr>
+            <w:r>
+              <w:rPr>
+                <w:sz w:val="19"/>
+                <w:szCs w:val="19"/>
+              </w:rPr>
+              <w:t xml:space="preserve">B)  Because there are two coordinates in each ordered pair</w:t>
+            </w:r>
+          </w:p>
+          <w:p>
+            <w:pPr>
+              <w:spacing w:after="30"/>
+              <w:ind w:left="180"/>
+            </w:pPr>
+            <w:r>
+              <w:rPr>
+                <w:sz w:val="19"/>
+                <w:szCs w:val="19"/>
+              </w:rPr>
+              <w:t xml:space="preserve">C)  It is a rounding rule</w:t>
+            </w:r>
+          </w:p>
+          <w:p>
+            <w:pPr>
+              <w:spacing w:after="30"/>
+              <w:ind w:left="180"/>
+            </w:pPr>
+            <w:r>
+              <w:rPr>
+                <w:sz w:val="19"/>
+                <w:szCs w:val="19"/>
+              </w:rPr>
+              <w:t xml:space="preserve">D)  A rectangle's opposite sides are equal, so each length appears on two sides</w:t>
+            </w:r>
+          </w:p>
+        </w:tc>
+        <w:tc>
+          <w:tcPr>
+            <w:tcW w:type="dxa" w:w="3560"/>
+            <w:tcMar>
+              <w:top w:type="dxa" w:w="80"/>
+              <w:left w:type="dxa" w:w="100"/>
+              <w:bottom w:type="dxa" w:w="80"/>
+              <w:right w:type="dxa" w:w="100"/>
+            </w:tcMar>
+            <w:vAlign w:val="top"/>
+          </w:tcPr>
+          <w:p>
+            <w:pPr>
+              <w:spacing w:after="40"/>
+            </w:pPr>
+            <w:r>
+              <w:rPr>
+                <w:b/>
+                <w:bCs/>
+                <w:color w:val="1FA6A2"/>
+                <w:sz w:val="19"/>
+                <w:szCs w:val="19"/>
+              </w:rPr>
+              <w:t xml:space="preserve">Solution:  </w:t>
+            </w:r>
+            <w:r>
+              <w:rPr>
+                <w:b/>
+                <w:bCs/>
+                <w:sz w:val="19"/>
+                <w:szCs w:val="19"/>
+              </w:rPr>
+              <w:t xml:space="preserve">D)  A rectangle's opposite sides are equal, so each length appears on two sides</w:t>
+            </w:r>
+          </w:p>
+          <w:p>
+            <w:pPr>
+              <w:spacing w:after="40"/>
+            </w:pPr>
+            <w:r>
+              <w:rPr>
+                <w:i/>
+                <w:iCs/>
+                <w:color w:val="5F6F80"/>
+                <w:sz w:val="18"/>
+                <w:szCs w:val="18"/>
+              </w:rPr>
+              <w:t xml:space="preserve">The two 9.5 sides and the two 6.75 sides each come in pairs — that is what the 2 counts.</w:t>
+            </w:r>
+          </w:p>
+          <w:p>
+            <w:pPr>
+              <w:pBdr>
+                <w:bottom w:val="single" w:color="AFBECC" w:sz="6"/>
+              </w:pBdr>
+              <w:spacing w:after="30" w:before="150"/>
             </w:pPr>
             <w:r>
               <w:t xml:space="preserve"/>
@@ -3654,7 +4357,125 @@
           </w:p>
           <w:p>
             <w:pPr>
-              <w:spacing w:after="0" w:line="320"/>
+              <w:pBdr>
+                <w:bottom w:val="single" w:color="AFBECC" w:sz="6"/>
+              </w:pBdr>
+              <w:spacing w:after="30" w:before="150"/>
+            </w:pPr>
+            <w:r>
+              <w:t xml:space="preserve"/>
+            </w:r>
+          </w:p>
+        </w:tc>
+        <w:tc>
+          <w:tcPr>
+            <w:tcW w:type="dxa" w:w="3000"/>
+            <w:shd w:fill="FBF3E2" w:color="auto" w:val="clear"/>
+            <w:tcMar>
+              <w:top w:type="dxa" w:w="80"/>
+              <w:left w:type="dxa" w:w="100"/>
+              <w:bottom w:type="dxa" w:w="80"/>
+              <w:right w:type="dxa" w:w="100"/>
+            </w:tcMar>
+            <w:vAlign w:val="top"/>
+          </w:tcPr>
+          <w:p>
+            <w:pPr>
+              <w:spacing w:after="40"/>
+            </w:pPr>
+            <w:r>
+              <w:rPr>
+                <w:b/>
+                <w:bCs/>
+                <w:color w:val="12355B"/>
+                <w:sz w:val="19"/>
+                <w:szCs w:val="19"/>
+              </w:rPr>
+              <w:t xml:space="preserve">Because... </w:t>
+            </w:r>
+            <w:r>
+              <w:rPr>
+                <w:color w:val="AFBECC"/>
+                <w:sz w:val="19"/>
+                <w:szCs w:val="19"/>
+              </w:rPr>
+              <w:t xml:space="preserve">________________</w:t>
+            </w:r>
+          </w:p>
+          <w:p>
+            <w:pPr>
+              <w:pBdr>
+                <w:bottom w:val="single" w:color="AFBECC" w:sz="6"/>
+              </w:pBdr>
+              <w:spacing w:after="30" w:before="150"/>
+            </w:pPr>
+            <w:r>
+              <w:t xml:space="preserve"/>
+            </w:r>
+          </w:p>
+          <w:p>
+            <w:pPr>
+              <w:spacing w:after="40" w:before="80"/>
+            </w:pPr>
+            <w:r>
+              <w:rPr>
+                <w:b/>
+                <w:bCs/>
+                <w:color w:val="6B4FA0"/>
+                <w:sz w:val="19"/>
+                <w:szCs w:val="19"/>
+              </w:rPr>
+              <w:t xml:space="preserve">Although... </w:t>
+            </w:r>
+            <w:r>
+              <w:rPr>
+                <w:color w:val="AFBECC"/>
+                <w:sz w:val="19"/>
+                <w:szCs w:val="19"/>
+              </w:rPr>
+              <w:t xml:space="preserve">_______________</w:t>
+            </w:r>
+          </w:p>
+          <w:p>
+            <w:pPr>
+              <w:pBdr>
+                <w:bottom w:val="single" w:color="AFBECC" w:sz="6"/>
+              </w:pBdr>
+              <w:spacing w:after="30" w:before="150"/>
+            </w:pPr>
+            <w:r>
+              <w:t xml:space="preserve"/>
+            </w:r>
+          </w:p>
+          <w:p>
+            <w:pPr>
+              <w:spacing w:after="40" w:before="80"/>
+            </w:pPr>
+            <w:r>
+              <w:rPr>
+                <w:b/>
+                <w:bCs/>
+                <w:color w:val="1FA6A2"/>
+                <w:sz w:val="19"/>
+                <w:szCs w:val="19"/>
+              </w:rPr>
+              <w:t xml:space="preserve">Therefore... </w:t>
+            </w:r>
+            <w:r>
+              <w:rPr>
+                <w:color w:val="AFBECC"/>
+                <w:sz w:val="19"/>
+                <w:szCs w:val="19"/>
+              </w:rPr>
+              <w:t xml:space="preserve">______________</w:t>
+            </w:r>
+          </w:p>
+          <w:p>
+            <w:pPr>
+              <w:pBdr>
+                <w:bottom w:val="single" w:color="AFBECC" w:sz="6"/>
+              </w:pBdr>
+              <w:spacing w:after="30" w:before="150"/>
             </w:pPr>
             <w:r>
               <w:t xml:space="preserve"/>
@@ -3665,84 +4486,7 @@
     </w:tbl>
     <w:p>
       <w:pPr>
-        <w:keepNext/>
-        <w:spacing w:after="60" w:before="160"/>
-      </w:pPr>
-      <w:r>
-        <w:rPr>
-          <w:b/>
-          <w:bCs/>
-          <w:color w:val="12355B"/>
-          <w:sz w:val="22"/>
-          <w:szCs w:val="22"/>
-        </w:rPr>
-        <w:t xml:space="preserve">3.  </w:t>
-      </w:r>
-      <w:r>
-        <w:rPr>
-          <w:b/>
-          <w:bCs/>
-          <w:sz w:val="21"/>
-          <w:szCs w:val="21"/>
-        </w:rPr>
-        <w:t xml:space="preserve">To draw a polygon from a list of vertices, you:</w:t>
-      </w:r>
-    </w:p>
-    <w:p>
-      <w:pPr>
-        <w:spacing w:after="40"/>
-        <w:ind w:left="420"/>
-      </w:pPr>
-      <w:r>
-        <w:rPr>
-          <w:sz w:val="20"/>
-          <w:szCs w:val="20"/>
-        </w:rPr>
-        <w:t xml:space="preserve">A)  Plot only the first vertex</w:t>
-      </w:r>
-    </w:p>
-    <w:p>
-      <w:pPr>
-        <w:spacing w:after="40"/>
-        <w:ind w:left="420"/>
-      </w:pPr>
-      <w:r>
-        <w:rPr>
-          <w:sz w:val="20"/>
-          <w:szCs w:val="20"/>
-        </w:rPr>
-        <w:t xml:space="preserve">B)  Connect the points in any random order</w:t>
-      </w:r>
-    </w:p>
-    <w:p>
-      <w:pPr>
-        <w:spacing w:after="40"/>
-        <w:ind w:left="420"/>
-      </w:pPr>
-      <w:r>
-        <w:rPr>
-          <w:sz w:val="20"/>
-          <w:szCs w:val="20"/>
-        </w:rPr>
-        <w:t xml:space="preserve">C)  Add all the coordinates together</w:t>
-      </w:r>
-    </w:p>
-    <w:p>
-      <w:pPr>
-        <w:spacing w:after="40"/>
-        <w:ind w:left="420"/>
-      </w:pPr>
-      <w:r>
-        <w:rPr>
-          <w:sz w:val="20"/>
-          <w:szCs w:val="20"/>
-        </w:rPr>
-        <w:t xml:space="preserve">D)  Plot each ordered pair, then connect them in order with segments</w:t>
-      </w:r>
-    </w:p>
-    <w:p>
-      <w:pPr>
-        <w:spacing w:after="20"/>
+        <w:spacing w:after="80"/>
       </w:pPr>
       <w:r>
         <w:t xml:space="preserve"/>
@@ -3750,33 +4494,256 @@
     </w:p>
     <w:tbl>
       <w:tblPr>
-        <w:tblW w:type="pct" w:w="100%"/>
+        <w:tblW w:type="dxa" w:w="9360"/>
         <w:tblBorders>
           <w:top w:val="single" w:color="C7D2DD" w:sz="6"/>
           <w:left w:val="single" w:color="C7D2DD" w:sz="6"/>
           <w:bottom w:val="single" w:color="C7D2DD" w:sz="6"/>
           <w:right w:val="single" w:color="C7D2DD" w:sz="6"/>
-          <w:insideH w:val="single" w:color="auto" w:sz="4"/>
-          <w:insideV w:val="single" w:color="auto" w:sz="4"/>
+          <w:insideH w:val="single" w:color="C7D2DD" w:sz="6"/>
+          <w:insideV w:val="single" w:color="C7D2DD" w:sz="6"/>
         </w:tblBorders>
       </w:tblPr>
       <w:tblGrid>
-        <w:gridCol w:w="100"/>
+        <w:gridCol w:w="2800"/>
+        <w:gridCol w:w="3560"/>
+        <w:gridCol w:w="3000"/>
       </w:tblGrid>
       <w:tr>
-        <w:tc>
-          <w:tcPr>
+        <w:trPr>
+          <w:cantSplit/>
+          <w:tblHeader/>
+        </w:trPr>
+        <w:tc>
+          <w:tcPr>
+            <w:tcW w:type="dxa" w:w="2800"/>
+            <w:shd w:fill="EEF4F8" w:color="auto" w:val="clear"/>
+            <w:tcMar>
+              <w:top w:type="dxa" w:w="60"/>
+              <w:left w:type="dxa" w:w="100"/>
+              <w:bottom w:type="dxa" w:w="60"/>
+              <w:right w:type="dxa" w:w="100"/>
+            </w:tcMar>
+          </w:tcPr>
+          <w:p>
+            <w:pPr>
+              <w:spacing w:after="0"/>
+            </w:pPr>
+            <w:r>
+              <w:rPr>
+                <w:b/>
+                <w:bCs/>
+                <w:color w:val="12355B"/>
+                <w:sz w:val="16"/>
+                <w:szCs w:val="16"/>
+              </w:rPr>
+              <w:t xml:space="preserve">CORE PROBLEM / GIVEN REPRESENTATION</w:t>
+            </w:r>
+          </w:p>
+        </w:tc>
+        <w:tc>
+          <w:tcPr>
+            <w:tcW w:type="dxa" w:w="3560"/>
+            <w:shd w:fill="EEF4F8" w:color="auto" w:val="clear"/>
+            <w:tcMar>
+              <w:top w:type="dxa" w:w="60"/>
+              <w:left w:type="dxa" w:w="100"/>
+              <w:bottom w:type="dxa" w:w="60"/>
+              <w:right w:type="dxa" w:w="100"/>
+            </w:tcMar>
+          </w:tcPr>
+          <w:p>
+            <w:pPr>
+              <w:spacing w:after="0"/>
+            </w:pPr>
+            <w:r>
+              <w:rPr>
+                <w:b/>
+                <w:bCs/>
+                <w:color w:val="12355B"/>
+                <w:sz w:val="16"/>
+                <w:szCs w:val="16"/>
+              </w:rPr>
+              <w:t xml:space="preserve">WORKING SPACE / CALCULATION STEPS</w:t>
+            </w:r>
+          </w:p>
+        </w:tc>
+        <w:tc>
+          <w:tcPr>
+            <w:tcW w:type="dxa" w:w="3000"/>
             <w:shd w:fill="FBF3E2" w:color="auto" w:val="clear"/>
             <w:tcMar>
               <w:top w:type="dxa" w:w="60"/>
-              <w:left w:type="dxa" w:w="120"/>
+              <w:left w:type="dxa" w:w="100"/>
               <w:bottom w:type="dxa" w:w="60"/>
-              <w:right w:type="dxa" w:w="120"/>
-            </w:tcMar>
-          </w:tcPr>
-          <w:p>
-            <w:pPr>
-              <w:spacing w:after="0" w:line="320"/>
+              <w:right w:type="dxa" w:w="100"/>
+            </w:tcMar>
+          </w:tcPr>
+          <w:p>
+            <w:pPr>
+              <w:spacing w:after="0"/>
+            </w:pPr>
+            <w:r>
+              <w:rPr>
+                <w:b/>
+                <w:bCs/>
+                <w:color w:val="B97A12"/>
+                <w:sz w:val="16"/>
+                <w:szCs w:val="16"/>
+              </w:rPr>
+              <w:t xml:space="preserve">EXPLAIN YOUR REASONING</w:t>
+            </w:r>
+          </w:p>
+        </w:tc>
+      </w:tr>
+      <w:tr>
+        <w:trPr>
+          <w:cantSplit/>
+        </w:trPr>
+        <w:tc>
+          <w:tcPr>
+            <w:tcW w:type="dxa" w:w="2800"/>
+            <w:tcMar>
+              <w:top w:type="dxa" w:w="80"/>
+              <w:left w:type="dxa" w:w="100"/>
+              <w:bottom w:type="dxa" w:w="80"/>
+              <w:right w:type="dxa" w:w="100"/>
+            </w:tcMar>
+            <w:vAlign w:val="top"/>
+          </w:tcPr>
+          <w:p>
+            <w:pPr>
+              <w:spacing w:after="60"/>
+            </w:pPr>
+            <w:r>
+              <w:rPr>
+                <w:b/>
+                <w:bCs/>
+                <w:color w:val="12355B"/>
+                <w:sz w:val="21"/>
+                <w:szCs w:val="21"/>
+              </w:rPr>
+              <w:t xml:space="preserve">3.  </w:t>
+            </w:r>
+            <w:r>
+              <w:rPr>
+                <w:b/>
+                <w:bCs/>
+                <w:sz w:val="20"/>
+                <w:szCs w:val="20"/>
+              </w:rPr>
+              <w:t xml:space="preserve">To draw a polygon from a list of vertices, you:</w:t>
+            </w:r>
+          </w:p>
+          <w:p>
+            <w:pPr>
+              <w:spacing w:after="30"/>
+              <w:ind w:left="180"/>
+            </w:pPr>
+            <w:r>
+              <w:rPr>
+                <w:sz w:val="19"/>
+                <w:szCs w:val="19"/>
+              </w:rPr>
+              <w:t xml:space="preserve">A)  Plot only the first vertex</w:t>
+            </w:r>
+          </w:p>
+          <w:p>
+            <w:pPr>
+              <w:spacing w:after="30"/>
+              <w:ind w:left="180"/>
+            </w:pPr>
+            <w:r>
+              <w:rPr>
+                <w:sz w:val="19"/>
+                <w:szCs w:val="19"/>
+              </w:rPr>
+              <w:t xml:space="preserve">B)  Connect the points in any random order</w:t>
+            </w:r>
+          </w:p>
+          <w:p>
+            <w:pPr>
+              <w:spacing w:after="30"/>
+              <w:ind w:left="180"/>
+            </w:pPr>
+            <w:r>
+              <w:rPr>
+                <w:sz w:val="19"/>
+                <w:szCs w:val="19"/>
+              </w:rPr>
+              <w:t xml:space="preserve">C)  Add all the coordinates together</w:t>
+            </w:r>
+          </w:p>
+          <w:p>
+            <w:pPr>
+              <w:spacing w:after="30"/>
+              <w:ind w:left="180"/>
+            </w:pPr>
+            <w:r>
+              <w:rPr>
+                <w:sz w:val="19"/>
+                <w:szCs w:val="19"/>
+              </w:rPr>
+              <w:t xml:space="preserve">D)  Plot each ordered pair, then connect them in order with segments</w:t>
+            </w:r>
+          </w:p>
+        </w:tc>
+        <w:tc>
+          <w:tcPr>
+            <w:tcW w:type="dxa" w:w="3560"/>
+            <w:tcMar>
+              <w:top w:type="dxa" w:w="80"/>
+              <w:left w:type="dxa" w:w="100"/>
+              <w:bottom w:type="dxa" w:w="80"/>
+              <w:right w:type="dxa" w:w="100"/>
+            </w:tcMar>
+            <w:vAlign w:val="top"/>
+          </w:tcPr>
+          <w:p>
+            <w:pPr>
+              <w:spacing w:after="40"/>
+            </w:pPr>
+            <w:r>
+              <w:rPr>
+                <w:b/>
+                <w:bCs/>
+                <w:color w:val="1FA6A2"/>
+                <w:sz w:val="19"/>
+                <w:szCs w:val="19"/>
+              </w:rPr>
+              <w:t xml:space="preserve">Solution:  </w:t>
+            </w:r>
+            <w:r>
+              <w:rPr>
+                <w:b/>
+                <w:bCs/>
+                <w:sz w:val="19"/>
+                <w:szCs w:val="19"/>
+              </w:rPr>
+              <w:t xml:space="preserve">D)  Plot each ordered pair, then connect them in order with segments</w:t>
+            </w:r>
+          </w:p>
+          <w:p>
+            <w:pPr>
+              <w:spacing w:after="40"/>
+            </w:pPr>
+            <w:r>
+              <w:rPr>
+                <w:i/>
+                <w:iCs/>
+                <w:color w:val="5F6F80"/>
+                <w:sz w:val="18"/>
+                <w:szCs w:val="18"/>
+              </w:rPr>
+              <w:t xml:space="preserve">Graph the points on the plane and connect them in order — the closed figure that appears is the polygon.</w:t>
+            </w:r>
+          </w:p>
+          <w:p>
+            <w:pPr>
+              <w:pBdr>
+                <w:bottom w:val="single" w:color="AFBECC" w:sz="6"/>
+              </w:pBdr>
+              <w:spacing w:after="30" w:before="150"/>
             </w:pPr>
             <w:r>
               <w:t xml:space="preserve"/>
@@ -3784,7 +4751,125 @@
           </w:p>
           <w:p>
             <w:pPr>
-              <w:spacing w:after="0" w:line="320"/>
+              <w:pBdr>
+                <w:bottom w:val="single" w:color="AFBECC" w:sz="6"/>
+              </w:pBdr>
+              <w:spacing w:after="30" w:before="150"/>
+            </w:pPr>
+            <w:r>
+              <w:t xml:space="preserve"/>
+            </w:r>
+          </w:p>
+        </w:tc>
+        <w:tc>
+          <w:tcPr>
+            <w:tcW w:type="dxa" w:w="3000"/>
+            <w:shd w:fill="FBF3E2" w:color="auto" w:val="clear"/>
+            <w:tcMar>
+              <w:top w:type="dxa" w:w="80"/>
+              <w:left w:type="dxa" w:w="100"/>
+              <w:bottom w:type="dxa" w:w="80"/>
+              <w:right w:type="dxa" w:w="100"/>
+            </w:tcMar>
+            <w:vAlign w:val="top"/>
+          </w:tcPr>
+          <w:p>
+            <w:pPr>
+              <w:spacing w:after="40"/>
+            </w:pPr>
+            <w:r>
+              <w:rPr>
+                <w:b/>
+                <w:bCs/>
+                <w:color w:val="12355B"/>
+                <w:sz w:val="19"/>
+                <w:szCs w:val="19"/>
+              </w:rPr>
+              <w:t xml:space="preserve">Because... </w:t>
+            </w:r>
+            <w:r>
+              <w:rPr>
+                <w:color w:val="AFBECC"/>
+                <w:sz w:val="19"/>
+                <w:szCs w:val="19"/>
+              </w:rPr>
+              <w:t xml:space="preserve">________________</w:t>
+            </w:r>
+          </w:p>
+          <w:p>
+            <w:pPr>
+              <w:pBdr>
+                <w:bottom w:val="single" w:color="AFBECC" w:sz="6"/>
+              </w:pBdr>
+              <w:spacing w:after="30" w:before="150"/>
+            </w:pPr>
+            <w:r>
+              <w:t xml:space="preserve"/>
+            </w:r>
+          </w:p>
+          <w:p>
+            <w:pPr>
+              <w:spacing w:after="40" w:before="80"/>
+            </w:pPr>
+            <w:r>
+              <w:rPr>
+                <w:b/>
+                <w:bCs/>
+                <w:color w:val="6B4FA0"/>
+                <w:sz w:val="19"/>
+                <w:szCs w:val="19"/>
+              </w:rPr>
+              <w:t xml:space="preserve">Although... </w:t>
+            </w:r>
+            <w:r>
+              <w:rPr>
+                <w:color w:val="AFBECC"/>
+                <w:sz w:val="19"/>
+                <w:szCs w:val="19"/>
+              </w:rPr>
+              <w:t xml:space="preserve">_______________</w:t>
+            </w:r>
+          </w:p>
+          <w:p>
+            <w:pPr>
+              <w:pBdr>
+                <w:bottom w:val="single" w:color="AFBECC" w:sz="6"/>
+              </w:pBdr>
+              <w:spacing w:after="30" w:before="150"/>
+            </w:pPr>
+            <w:r>
+              <w:t xml:space="preserve"/>
+            </w:r>
+          </w:p>
+          <w:p>
+            <w:pPr>
+              <w:spacing w:after="40" w:before="80"/>
+            </w:pPr>
+            <w:r>
+              <w:rPr>
+                <w:b/>
+                <w:bCs/>
+                <w:color w:val="1FA6A2"/>
+                <w:sz w:val="19"/>
+                <w:szCs w:val="19"/>
+              </w:rPr>
+              <w:t xml:space="preserve">Therefore... </w:t>
+            </w:r>
+            <w:r>
+              <w:rPr>
+                <w:color w:val="AFBECC"/>
+                <w:sz w:val="19"/>
+                <w:szCs w:val="19"/>
+              </w:rPr>
+              <w:t xml:space="preserve">______________</w:t>
+            </w:r>
+          </w:p>
+          <w:p>
+            <w:pPr>
+              <w:pBdr>
+                <w:bottom w:val="single" w:color="AFBECC" w:sz="6"/>
+              </w:pBdr>
+              <w:spacing w:after="30" w:before="150"/>
             </w:pPr>
             <w:r>
               <w:t xml:space="preserve"/>
@@ -3795,58 +4880,197 @@
     </w:tbl>
     <w:p>
       <w:pPr>
-        <w:keepNext/>
-        <w:spacing w:after="60" w:before="160"/>
-      </w:pPr>
-      <w:r>
-        <w:rPr>
-          <w:b/>
-          <w:bCs/>
-          <w:color w:val="12355B"/>
-          <w:sz w:val="22"/>
-          <w:szCs w:val="22"/>
-        </w:rPr>
-        <w:t xml:space="preserve">4.  </w:t>
-      </w:r>
-      <w:r>
-        <w:rPr>
-          <w:b/>
-          <w:bCs/>
-          <w:sz w:val="21"/>
-          <w:szCs w:val="21"/>
-        </w:rPr>
-        <w:t xml:space="preserve">A square has vertices (1, 2), (6, 2), (6, -3), (1, -3). Find one side length and the perimeter.</w:t>
+        <w:spacing w:after="80"/>
+      </w:pPr>
+      <w:r>
+        <w:t xml:space="preserve"/>
       </w:r>
     </w:p>
     <w:tbl>
       <w:tblPr>
-        <w:tblW w:type="pct" w:w="100%"/>
+        <w:tblW w:type="dxa" w:w="9360"/>
         <w:tblBorders>
           <w:top w:val="single" w:color="C7D2DD" w:sz="6"/>
           <w:left w:val="single" w:color="C7D2DD" w:sz="6"/>
           <w:bottom w:val="single" w:color="C7D2DD" w:sz="6"/>
           <w:right w:val="single" w:color="C7D2DD" w:sz="6"/>
-          <w:insideH w:val="single" w:color="auto" w:sz="4"/>
-          <w:insideV w:val="single" w:color="auto" w:sz="4"/>
+          <w:insideH w:val="single" w:color="C7D2DD" w:sz="6"/>
+          <w:insideV w:val="single" w:color="C7D2DD" w:sz="6"/>
         </w:tblBorders>
       </w:tblPr>
       <w:tblGrid>
-        <w:gridCol w:w="100"/>
+        <w:gridCol w:w="2800"/>
+        <w:gridCol w:w="3560"/>
+        <w:gridCol w:w="3000"/>
       </w:tblGrid>
       <w:tr>
-        <w:tc>
-          <w:tcPr>
+        <w:trPr>
+          <w:cantSplit/>
+          <w:tblHeader/>
+        </w:trPr>
+        <w:tc>
+          <w:tcPr>
+            <w:tcW w:type="dxa" w:w="2800"/>
+            <w:shd w:fill="EEF4F8" w:color="auto" w:val="clear"/>
+            <w:tcMar>
+              <w:top w:type="dxa" w:w="60"/>
+              <w:left w:type="dxa" w:w="100"/>
+              <w:bottom w:type="dxa" w:w="60"/>
+              <w:right w:type="dxa" w:w="100"/>
+            </w:tcMar>
+          </w:tcPr>
+          <w:p>
+            <w:pPr>
+              <w:spacing w:after="0"/>
+            </w:pPr>
+            <w:r>
+              <w:rPr>
+                <w:b/>
+                <w:bCs/>
+                <w:color w:val="12355B"/>
+                <w:sz w:val="16"/>
+                <w:szCs w:val="16"/>
+              </w:rPr>
+              <w:t xml:space="preserve">CORE PROBLEM / GIVEN REPRESENTATION</w:t>
+            </w:r>
+          </w:p>
+        </w:tc>
+        <w:tc>
+          <w:tcPr>
+            <w:tcW w:type="dxa" w:w="3560"/>
+            <w:shd w:fill="EEF4F8" w:color="auto" w:val="clear"/>
+            <w:tcMar>
+              <w:top w:type="dxa" w:w="60"/>
+              <w:left w:type="dxa" w:w="100"/>
+              <w:bottom w:type="dxa" w:w="60"/>
+              <w:right w:type="dxa" w:w="100"/>
+            </w:tcMar>
+          </w:tcPr>
+          <w:p>
+            <w:pPr>
+              <w:spacing w:after="0"/>
+            </w:pPr>
+            <w:r>
+              <w:rPr>
+                <w:b/>
+                <w:bCs/>
+                <w:color w:val="12355B"/>
+                <w:sz w:val="16"/>
+                <w:szCs w:val="16"/>
+              </w:rPr>
+              <w:t xml:space="preserve">WORKING SPACE / CALCULATION STEPS</w:t>
+            </w:r>
+          </w:p>
+        </w:tc>
+        <w:tc>
+          <w:tcPr>
+            <w:tcW w:type="dxa" w:w="3000"/>
             <w:shd w:fill="FBF3E2" w:color="auto" w:val="clear"/>
             <w:tcMar>
               <w:top w:type="dxa" w:w="60"/>
-              <w:left w:type="dxa" w:w="120"/>
+              <w:left w:type="dxa" w:w="100"/>
               <w:bottom w:type="dxa" w:w="60"/>
-              <w:right w:type="dxa" w:w="120"/>
-            </w:tcMar>
-          </w:tcPr>
-          <w:p>
-            <w:pPr>
-              <w:spacing w:after="0" w:line="320"/>
+              <w:right w:type="dxa" w:w="100"/>
+            </w:tcMar>
+          </w:tcPr>
+          <w:p>
+            <w:pPr>
+              <w:spacing w:after="0"/>
+            </w:pPr>
+            <w:r>
+              <w:rPr>
+                <w:b/>
+                <w:bCs/>
+                <w:color w:val="B97A12"/>
+                <w:sz w:val="16"/>
+                <w:szCs w:val="16"/>
+              </w:rPr>
+              <w:t xml:space="preserve">EXPLAIN YOUR REASONING</w:t>
+            </w:r>
+          </w:p>
+        </w:tc>
+      </w:tr>
+      <w:tr>
+        <w:trPr>
+          <w:cantSplit/>
+        </w:trPr>
+        <w:tc>
+          <w:tcPr>
+            <w:tcW w:type="dxa" w:w="2800"/>
+            <w:tcMar>
+              <w:top w:type="dxa" w:w="80"/>
+              <w:left w:type="dxa" w:w="100"/>
+              <w:bottom w:type="dxa" w:w="80"/>
+              <w:right w:type="dxa" w:w="100"/>
+            </w:tcMar>
+            <w:vAlign w:val="top"/>
+          </w:tcPr>
+          <w:p>
+            <w:pPr>
+              <w:spacing w:after="60"/>
+            </w:pPr>
+            <w:r>
+              <w:rPr>
+                <w:b/>
+                <w:bCs/>
+                <w:color w:val="12355B"/>
+                <w:sz w:val="21"/>
+                <w:szCs w:val="21"/>
+              </w:rPr>
+              <w:t xml:space="preserve">4.  </w:t>
+            </w:r>
+            <w:r>
+              <w:rPr>
+                <w:b/>
+                <w:bCs/>
+                <w:sz w:val="20"/>
+                <w:szCs w:val="20"/>
+              </w:rPr>
+              <w:t xml:space="preserve">A square has vertices (1, 2), (6, 2), (6, -3), (1, -3). Find one side length and the perimeter.</w:t>
+            </w:r>
+          </w:p>
+        </w:tc>
+        <w:tc>
+          <w:tcPr>
+            <w:tcW w:type="dxa" w:w="3560"/>
+            <w:tcMar>
+              <w:top w:type="dxa" w:w="80"/>
+              <w:left w:type="dxa" w:w="100"/>
+              <w:bottom w:type="dxa" w:w="80"/>
+              <w:right w:type="dxa" w:w="100"/>
+            </w:tcMar>
+            <w:vAlign w:val="top"/>
+          </w:tcPr>
+          <w:p>
+            <w:pPr>
+              <w:spacing w:after="40"/>
+            </w:pPr>
+            <w:r>
+              <w:rPr>
+                <w:b/>
+                <w:bCs/>
+                <w:color w:val="1FA6A2"/>
+                <w:sz w:val="19"/>
+                <w:szCs w:val="19"/>
+              </w:rPr>
+              <w:t xml:space="preserve">Solution:  </w:t>
+            </w:r>
+            <w:r>
+              <w:rPr>
+                <w:b/>
+                <w:bCs/>
+                <w:sz w:val="19"/>
+                <w:szCs w:val="19"/>
+              </w:rPr>
+              <w:t xml:space="preserve">Answers vary.</w:t>
+            </w:r>
+          </w:p>
+          <w:p>
+            <w:pPr>
+              <w:pBdr>
+                <w:bottom w:val="single" w:color="AFBECC" w:sz="6"/>
+              </w:pBdr>
+              <w:spacing w:after="30" w:before="150"/>
             </w:pPr>
             <w:r>
               <w:t xml:space="preserve"/>
@@ -3854,15 +5078,57 @@
           </w:p>
           <w:p>
             <w:pPr>
-              <w:spacing w:after="0" w:line="320"/>
+              <w:pBdr>
+                <w:bottom w:val="single" w:color="AFBECC" w:sz="6"/>
+              </w:pBdr>
+              <w:spacing w:after="30" w:before="150"/>
             </w:pPr>
             <w:r>
               <w:t xml:space="preserve"/>
             </w:r>
           </w:p>
-          <w:p>
-            <w:pPr>
-              <w:spacing w:after="0" w:line="320"/>
+        </w:tc>
+        <w:tc>
+          <w:tcPr>
+            <w:tcW w:type="dxa" w:w="3000"/>
+            <w:shd w:fill="FBF3E2" w:color="auto" w:val="clear"/>
+            <w:tcMar>
+              <w:top w:type="dxa" w:w="80"/>
+              <w:left w:type="dxa" w:w="100"/>
+              <w:bottom w:type="dxa" w:w="80"/>
+              <w:right w:type="dxa" w:w="100"/>
+            </w:tcMar>
+            <w:vAlign w:val="top"/>
+          </w:tcPr>
+          <w:p>
+            <w:pPr>
+              <w:spacing w:after="40"/>
+            </w:pPr>
+            <w:r>
+              <w:rPr>
+                <w:b/>
+                <w:bCs/>
+                <w:color w:val="12355B"/>
+                <w:sz w:val="19"/>
+                <w:szCs w:val="19"/>
+              </w:rPr>
+              <w:t xml:space="preserve">Because... </w:t>
+            </w:r>
+            <w:r>
+              <w:rPr>
+                <w:color w:val="AFBECC"/>
+                <w:sz w:val="19"/>
+                <w:szCs w:val="19"/>
+              </w:rPr>
+              <w:t xml:space="preserve">________________</w:t>
+            </w:r>
+          </w:p>
+          <w:p>
+            <w:pPr>
+              <w:pBdr>
+                <w:bottom w:val="single" w:color="AFBECC" w:sz="6"/>
+              </w:pBdr>
+              <w:spacing w:after="30" w:before="150"/>
             </w:pPr>
             <w:r>
               <w:t xml:space="preserve"/>
@@ -3870,7 +5136,67 @@
           </w:p>
           <w:p>
             <w:pPr>
-              <w:spacing w:after="0" w:line="320"/>
+              <w:spacing w:after="40" w:before="80"/>
+            </w:pPr>
+            <w:r>
+              <w:rPr>
+                <w:b/>
+                <w:bCs/>
+                <w:color w:val="6B4FA0"/>
+                <w:sz w:val="19"/>
+                <w:szCs w:val="19"/>
+              </w:rPr>
+              <w:t xml:space="preserve">Although... </w:t>
+            </w:r>
+            <w:r>
+              <w:rPr>
+                <w:color w:val="AFBECC"/>
+                <w:sz w:val="19"/>
+                <w:szCs w:val="19"/>
+              </w:rPr>
+              <w:t xml:space="preserve">_______________</w:t>
+            </w:r>
+          </w:p>
+          <w:p>
+            <w:pPr>
+              <w:pBdr>
+                <w:bottom w:val="single" w:color="AFBECC" w:sz="6"/>
+              </w:pBdr>
+              <w:spacing w:after="30" w:before="150"/>
+            </w:pPr>
+            <w:r>
+              <w:t xml:space="preserve"/>
+            </w:r>
+          </w:p>
+          <w:p>
+            <w:pPr>
+              <w:spacing w:after="40" w:before="80"/>
+            </w:pPr>
+            <w:r>
+              <w:rPr>
+                <w:b/>
+                <w:bCs/>
+                <w:color w:val="1FA6A2"/>
+                <w:sz w:val="19"/>
+                <w:szCs w:val="19"/>
+              </w:rPr>
+              <w:t xml:space="preserve">Therefore... </w:t>
+            </w:r>
+            <w:r>
+              <w:rPr>
+                <w:color w:val="AFBECC"/>
+                <w:sz w:val="19"/>
+                <w:szCs w:val="19"/>
+              </w:rPr>
+              <w:t xml:space="preserve">______________</w:t>
+            </w:r>
+          </w:p>
+          <w:p>
+            <w:pPr>
+              <w:pBdr>
+                <w:bottom w:val="single" w:color="AFBECC" w:sz="6"/>
+              </w:pBdr>
+              <w:spacing w:after="30" w:before="150"/>
             </w:pPr>
             <w:r>
               <w:t xml:space="preserve"/>
@@ -3879,6 +5205,14 @@
         </w:tc>
       </w:tr>
     </w:tbl>
+    <w:p>
+      <w:pPr>
+        <w:spacing w:after="80"/>
+      </w:pPr>
+      <w:r>
+        <w:t xml:space="preserve"/>
+      </w:r>
+    </w:p>
     <w:p>
       <w:pPr>
         <w:pStyle w:val="Heading2"/>
@@ -3905,120 +5239,258 @@
         <w:t xml:space="preserve">   grade-level practice</w:t>
       </w:r>
     </w:p>
-    <w:p>
-      <w:pPr>
-        <w:keepNext/>
-        <w:spacing w:after="60" w:before="160"/>
-      </w:pPr>
-      <w:r>
-        <w:rPr>
-          <w:b/>
-          <w:bCs/>
-          <w:color w:val="12355B"/>
-          <w:sz w:val="22"/>
-          <w:szCs w:val="22"/>
-        </w:rPr>
-        <w:t xml:space="preserve">5.  </w:t>
-      </w:r>
-      <w:r>
-        <w:rPr>
-          <w:b/>
-          <w:bCs/>
-          <w:sz w:val="21"/>
-          <w:szCs w:val="21"/>
-        </w:rPr>
-        <w:t xml:space="preserve">The park's marked vertices are 3 units apart and each unit is 100 feet. What is the park's width?</w:t>
-      </w:r>
-    </w:p>
-    <w:p>
-      <w:pPr>
-        <w:spacing w:after="40"/>
-        <w:ind w:left="420"/>
-      </w:pPr>
-      <w:r>
-        <w:rPr>
-          <w:sz w:val="20"/>
-          <w:szCs w:val="20"/>
-        </w:rPr>
-        <w:t xml:space="preserve">A)  3 feet</w:t>
-      </w:r>
-    </w:p>
-    <w:p>
-      <w:pPr>
-        <w:spacing w:after="40"/>
-        <w:ind w:left="420"/>
-      </w:pPr>
-      <w:r>
-        <w:rPr>
-          <w:sz w:val="20"/>
-          <w:szCs w:val="20"/>
-        </w:rPr>
-        <w:t xml:space="preserve">B)  30 feet</w:t>
-      </w:r>
-    </w:p>
-    <w:p>
-      <w:pPr>
-        <w:spacing w:after="40"/>
-        <w:ind w:left="420"/>
-      </w:pPr>
-      <w:r>
-        <w:rPr>
-          <w:sz w:val="20"/>
-          <w:szCs w:val="20"/>
-        </w:rPr>
-        <w:t xml:space="preserve">C)  103 feet</w:t>
-      </w:r>
-    </w:p>
-    <w:p>
-      <w:pPr>
-        <w:spacing w:after="40"/>
-        <w:ind w:left="420"/>
-      </w:pPr>
-      <w:r>
-        <w:rPr>
-          <w:sz w:val="20"/>
-          <w:szCs w:val="20"/>
-        </w:rPr>
-        <w:t xml:space="preserve">D)  300 feet</w:t>
-      </w:r>
-    </w:p>
-    <w:p>
-      <w:pPr>
-        <w:spacing w:after="20"/>
-      </w:pPr>
-      <w:r>
-        <w:t xml:space="preserve"/>
-      </w:r>
-    </w:p>
     <w:tbl>
       <w:tblPr>
-        <w:tblW w:type="pct" w:w="100%"/>
+        <w:tblW w:type="dxa" w:w="9360"/>
         <w:tblBorders>
           <w:top w:val="single" w:color="C7D2DD" w:sz="6"/>
           <w:left w:val="single" w:color="C7D2DD" w:sz="6"/>
           <w:bottom w:val="single" w:color="C7D2DD" w:sz="6"/>
           <w:right w:val="single" w:color="C7D2DD" w:sz="6"/>
-          <w:insideH w:val="single" w:color="auto" w:sz="4"/>
-          <w:insideV w:val="single" w:color="auto" w:sz="4"/>
+          <w:insideH w:val="single" w:color="C7D2DD" w:sz="6"/>
+          <w:insideV w:val="single" w:color="C7D2DD" w:sz="6"/>
         </w:tblBorders>
       </w:tblPr>
       <w:tblGrid>
-        <w:gridCol w:w="100"/>
+        <w:gridCol w:w="2800"/>
+        <w:gridCol w:w="3560"/>
+        <w:gridCol w:w="3000"/>
       </w:tblGrid>
       <w:tr>
-        <w:tc>
-          <w:tcPr>
+        <w:trPr>
+          <w:cantSplit/>
+          <w:tblHeader/>
+        </w:trPr>
+        <w:tc>
+          <w:tcPr>
+            <w:tcW w:type="dxa" w:w="2800"/>
+            <w:shd w:fill="EEF4F8" w:color="auto" w:val="clear"/>
+            <w:tcMar>
+              <w:top w:type="dxa" w:w="60"/>
+              <w:left w:type="dxa" w:w="100"/>
+              <w:bottom w:type="dxa" w:w="60"/>
+              <w:right w:type="dxa" w:w="100"/>
+            </w:tcMar>
+          </w:tcPr>
+          <w:p>
+            <w:pPr>
+              <w:spacing w:after="0"/>
+            </w:pPr>
+            <w:r>
+              <w:rPr>
+                <w:b/>
+                <w:bCs/>
+                <w:color w:val="12355B"/>
+                <w:sz w:val="16"/>
+                <w:szCs w:val="16"/>
+              </w:rPr>
+              <w:t xml:space="preserve">CORE PROBLEM / GIVEN REPRESENTATION</w:t>
+            </w:r>
+          </w:p>
+        </w:tc>
+        <w:tc>
+          <w:tcPr>
+            <w:tcW w:type="dxa" w:w="3560"/>
+            <w:shd w:fill="EEF4F8" w:color="auto" w:val="clear"/>
+            <w:tcMar>
+              <w:top w:type="dxa" w:w="60"/>
+              <w:left w:type="dxa" w:w="100"/>
+              <w:bottom w:type="dxa" w:w="60"/>
+              <w:right w:type="dxa" w:w="100"/>
+            </w:tcMar>
+          </w:tcPr>
+          <w:p>
+            <w:pPr>
+              <w:spacing w:after="0"/>
+            </w:pPr>
+            <w:r>
+              <w:rPr>
+                <w:b/>
+                <w:bCs/>
+                <w:color w:val="12355B"/>
+                <w:sz w:val="16"/>
+                <w:szCs w:val="16"/>
+              </w:rPr>
+              <w:t xml:space="preserve">WORKING SPACE / CALCULATION STEPS</w:t>
+            </w:r>
+          </w:p>
+        </w:tc>
+        <w:tc>
+          <w:tcPr>
+            <w:tcW w:type="dxa" w:w="3000"/>
             <w:shd w:fill="FBF3E2" w:color="auto" w:val="clear"/>
             <w:tcMar>
               <w:top w:type="dxa" w:w="60"/>
-              <w:left w:type="dxa" w:w="120"/>
+              <w:left w:type="dxa" w:w="100"/>
               <w:bottom w:type="dxa" w:w="60"/>
-              <w:right w:type="dxa" w:w="120"/>
-            </w:tcMar>
-          </w:tcPr>
-          <w:p>
-            <w:pPr>
-              <w:spacing w:after="0" w:line="320"/>
+              <w:right w:type="dxa" w:w="100"/>
+            </w:tcMar>
+          </w:tcPr>
+          <w:p>
+            <w:pPr>
+              <w:spacing w:after="0"/>
+            </w:pPr>
+            <w:r>
+              <w:rPr>
+                <w:b/>
+                <w:bCs/>
+                <w:color w:val="B97A12"/>
+                <w:sz w:val="16"/>
+                <w:szCs w:val="16"/>
+              </w:rPr>
+              <w:t xml:space="preserve">EXPLAIN YOUR REASONING</w:t>
+            </w:r>
+          </w:p>
+        </w:tc>
+      </w:tr>
+      <w:tr>
+        <w:trPr>
+          <w:cantSplit/>
+        </w:trPr>
+        <w:tc>
+          <w:tcPr>
+            <w:tcW w:type="dxa" w:w="2800"/>
+            <w:tcMar>
+              <w:top w:type="dxa" w:w="80"/>
+              <w:left w:type="dxa" w:w="100"/>
+              <w:bottom w:type="dxa" w:w="80"/>
+              <w:right w:type="dxa" w:w="100"/>
+            </w:tcMar>
+            <w:vAlign w:val="top"/>
+          </w:tcPr>
+          <w:p>
+            <w:pPr>
+              <w:spacing w:after="60"/>
+            </w:pPr>
+            <w:r>
+              <w:rPr>
+                <w:b/>
+                <w:bCs/>
+                <w:color w:val="12355B"/>
+                <w:sz w:val="21"/>
+                <w:szCs w:val="21"/>
+              </w:rPr>
+              <w:t xml:space="preserve">5.  </w:t>
+            </w:r>
+            <w:r>
+              <w:rPr>
+                <w:b/>
+                <w:bCs/>
+                <w:sz w:val="20"/>
+                <w:szCs w:val="20"/>
+              </w:rPr>
+              <w:t xml:space="preserve">The park's marked vertices are 3 units apart and each unit is 100 feet. What is the park's width?</w:t>
+            </w:r>
+          </w:p>
+          <w:p>
+            <w:pPr>
+              <w:spacing w:after="30"/>
+              <w:ind w:left="180"/>
+            </w:pPr>
+            <w:r>
+              <w:rPr>
+                <w:sz w:val="19"/>
+                <w:szCs w:val="19"/>
+              </w:rPr>
+              <w:t xml:space="preserve">A)  3 feet</w:t>
+            </w:r>
+          </w:p>
+          <w:p>
+            <w:pPr>
+              <w:spacing w:after="30"/>
+              <w:ind w:left="180"/>
+            </w:pPr>
+            <w:r>
+              <w:rPr>
+                <w:sz w:val="19"/>
+                <w:szCs w:val="19"/>
+              </w:rPr>
+              <w:t xml:space="preserve">B)  30 feet</w:t>
+            </w:r>
+          </w:p>
+          <w:p>
+            <w:pPr>
+              <w:spacing w:after="30"/>
+              <w:ind w:left="180"/>
+            </w:pPr>
+            <w:r>
+              <w:rPr>
+                <w:sz w:val="19"/>
+                <w:szCs w:val="19"/>
+              </w:rPr>
+              <w:t xml:space="preserve">C)  103 feet</w:t>
+            </w:r>
+          </w:p>
+          <w:p>
+            <w:pPr>
+              <w:spacing w:after="30"/>
+              <w:ind w:left="180"/>
+            </w:pPr>
+            <w:r>
+              <w:rPr>
+                <w:sz w:val="19"/>
+                <w:szCs w:val="19"/>
+              </w:rPr>
+              <w:t xml:space="preserve">D)  300 feet</w:t>
+            </w:r>
+          </w:p>
+        </w:tc>
+        <w:tc>
+          <w:tcPr>
+            <w:tcW w:type="dxa" w:w="3560"/>
+            <w:tcMar>
+              <w:top w:type="dxa" w:w="80"/>
+              <w:left w:type="dxa" w:w="100"/>
+              <w:bottom w:type="dxa" w:w="80"/>
+              <w:right w:type="dxa" w:w="100"/>
+            </w:tcMar>
+            <w:vAlign w:val="top"/>
+          </w:tcPr>
+          <w:p>
+            <w:pPr>
+              <w:spacing w:after="40"/>
+            </w:pPr>
+            <w:r>
+              <w:rPr>
+                <w:b/>
+                <w:bCs/>
+                <w:color w:val="1FA6A2"/>
+                <w:sz w:val="19"/>
+                <w:szCs w:val="19"/>
+              </w:rPr>
+              <w:t xml:space="preserve">Solution:  </w:t>
+            </w:r>
+            <w:r>
+              <w:rPr>
+                <w:b/>
+                <w:bCs/>
+                <w:sz w:val="19"/>
+                <w:szCs w:val="19"/>
+              </w:rPr>
+              <w:t xml:space="preserve">D)  300 feet</w:t>
+            </w:r>
+          </w:p>
+          <w:p>
+            <w:pPr>
+              <w:spacing w:after="40"/>
+            </w:pPr>
+            <w:r>
+              <w:rPr>
+                <w:i/>
+                <w:iCs/>
+                <w:color w:val="5F6F80"/>
+                <w:sz w:val="18"/>
+                <w:szCs w:val="18"/>
+              </w:rPr>
+              <w:t xml:space="preserve">3 units × 100 feet per unit = 300 feet.</w:t>
+            </w:r>
+          </w:p>
+          <w:p>
+            <w:pPr>
+              <w:pBdr>
+                <w:bottom w:val="single" w:color="AFBECC" w:sz="6"/>
+              </w:pBdr>
+              <w:spacing w:after="30" w:before="150"/>
             </w:pPr>
             <w:r>
               <w:t xml:space="preserve"/>
@@ -4026,7 +5498,125 @@
           </w:p>
           <w:p>
             <w:pPr>
-              <w:spacing w:after="0" w:line="320"/>
+              <w:pBdr>
+                <w:bottom w:val="single" w:color="AFBECC" w:sz="6"/>
+              </w:pBdr>
+              <w:spacing w:after="30" w:before="150"/>
+            </w:pPr>
+            <w:r>
+              <w:t xml:space="preserve"/>
+            </w:r>
+          </w:p>
+        </w:tc>
+        <w:tc>
+          <w:tcPr>
+            <w:tcW w:type="dxa" w:w="3000"/>
+            <w:shd w:fill="FBF3E2" w:color="auto" w:val="clear"/>
+            <w:tcMar>
+              <w:top w:type="dxa" w:w="80"/>
+              <w:left w:type="dxa" w:w="100"/>
+              <w:bottom w:type="dxa" w:w="80"/>
+              <w:right w:type="dxa" w:w="100"/>
+            </w:tcMar>
+            <w:vAlign w:val="top"/>
+          </w:tcPr>
+          <w:p>
+            <w:pPr>
+              <w:spacing w:after="40"/>
+            </w:pPr>
+            <w:r>
+              <w:rPr>
+                <w:b/>
+                <w:bCs/>
+                <w:color w:val="12355B"/>
+                <w:sz w:val="19"/>
+                <w:szCs w:val="19"/>
+              </w:rPr>
+              <w:t xml:space="preserve">Because... </w:t>
+            </w:r>
+            <w:r>
+              <w:rPr>
+                <w:color w:val="AFBECC"/>
+                <w:sz w:val="19"/>
+                <w:szCs w:val="19"/>
+              </w:rPr>
+              <w:t xml:space="preserve">________________</w:t>
+            </w:r>
+          </w:p>
+          <w:p>
+            <w:pPr>
+              <w:pBdr>
+                <w:bottom w:val="single" w:color="AFBECC" w:sz="6"/>
+              </w:pBdr>
+              <w:spacing w:after="30" w:before="150"/>
+            </w:pPr>
+            <w:r>
+              <w:t xml:space="preserve"/>
+            </w:r>
+          </w:p>
+          <w:p>
+            <w:pPr>
+              <w:spacing w:after="40" w:before="80"/>
+            </w:pPr>
+            <w:r>
+              <w:rPr>
+                <w:b/>
+                <w:bCs/>
+                <w:color w:val="6B4FA0"/>
+                <w:sz w:val="19"/>
+                <w:szCs w:val="19"/>
+              </w:rPr>
+              <w:t xml:space="preserve">Although... </w:t>
+            </w:r>
+            <w:r>
+              <w:rPr>
+                <w:color w:val="AFBECC"/>
+                <w:sz w:val="19"/>
+                <w:szCs w:val="19"/>
+              </w:rPr>
+              <w:t xml:space="preserve">_______________</w:t>
+            </w:r>
+          </w:p>
+          <w:p>
+            <w:pPr>
+              <w:pBdr>
+                <w:bottom w:val="single" w:color="AFBECC" w:sz="6"/>
+              </w:pBdr>
+              <w:spacing w:after="30" w:before="150"/>
+            </w:pPr>
+            <w:r>
+              <w:t xml:space="preserve"/>
+            </w:r>
+          </w:p>
+          <w:p>
+            <w:pPr>
+              <w:spacing w:after="40" w:before="80"/>
+            </w:pPr>
+            <w:r>
+              <w:rPr>
+                <w:b/>
+                <w:bCs/>
+                <w:color w:val="1FA6A2"/>
+                <w:sz w:val="19"/>
+                <w:szCs w:val="19"/>
+              </w:rPr>
+              <w:t xml:space="preserve">Therefore... </w:t>
+            </w:r>
+            <w:r>
+              <w:rPr>
+                <w:color w:val="AFBECC"/>
+                <w:sz w:val="19"/>
+                <w:szCs w:val="19"/>
+              </w:rPr>
+              <w:t xml:space="preserve">______________</w:t>
+            </w:r>
+          </w:p>
+          <w:p>
+            <w:pPr>
+              <w:pBdr>
+                <w:bottom w:val="single" w:color="AFBECC" w:sz="6"/>
+              </w:pBdr>
+              <w:spacing w:after="30" w:before="150"/>
             </w:pPr>
             <w:r>
               <w:t xml:space="preserve"/>
@@ -4037,84 +5627,7 @@
     </w:tbl>
     <w:p>
       <w:pPr>
-        <w:keepNext/>
-        <w:spacing w:after="60" w:before="160"/>
-      </w:pPr>
-      <w:r>
-        <w:rPr>
-          <w:b/>
-          <w:bCs/>
-          <w:color w:val="12355B"/>
-          <w:sz w:val="22"/>
-          <w:szCs w:val="22"/>
-        </w:rPr>
-        <w:t xml:space="preserve">6.  </w:t>
-      </w:r>
-      <w:r>
-        <w:rPr>
-          <w:b/>
-          <w:bCs/>
-          <w:sz w:val="21"/>
-          <w:szCs w:val="21"/>
-        </w:rPr>
-        <w:t xml:space="preserve">The park's area must be 240,000 sq ft and its width is 300 ft. What is its length?</w:t>
-      </w:r>
-    </w:p>
-    <w:p>
-      <w:pPr>
-        <w:spacing w:after="40"/>
-        <w:ind w:left="420"/>
-      </w:pPr>
-      <w:r>
-        <w:rPr>
-          <w:sz w:val="20"/>
-          <w:szCs w:val="20"/>
-        </w:rPr>
-        <w:t xml:space="preserve">A)  720 feet</w:t>
-      </w:r>
-    </w:p>
-    <w:p>
-      <w:pPr>
-        <w:spacing w:after="40"/>
-        <w:ind w:left="420"/>
-      </w:pPr>
-      <w:r>
-        <w:rPr>
-          <w:sz w:val="20"/>
-          <w:szCs w:val="20"/>
-        </w:rPr>
-        <w:t xml:space="preserve">B)  800 feet</w:t>
-      </w:r>
-    </w:p>
-    <w:p>
-      <w:pPr>
-        <w:spacing w:after="40"/>
-        <w:ind w:left="420"/>
-      </w:pPr>
-      <w:r>
-        <w:rPr>
-          <w:sz w:val="20"/>
-          <w:szCs w:val="20"/>
-        </w:rPr>
-        <w:t xml:space="preserve">C)  80,000 feet</w:t>
-      </w:r>
-    </w:p>
-    <w:p>
-      <w:pPr>
-        <w:spacing w:after="40"/>
-        <w:ind w:left="420"/>
-      </w:pPr>
-      <w:r>
-        <w:rPr>
-          <w:sz w:val="20"/>
-          <w:szCs w:val="20"/>
-        </w:rPr>
-        <w:t xml:space="preserve">D)  240,300 feet</w:t>
-      </w:r>
-    </w:p>
-    <w:p>
-      <w:pPr>
-        <w:spacing w:after="20"/>
+        <w:spacing w:after="80"/>
       </w:pPr>
       <w:r>
         <w:t xml:space="preserve"/>
@@ -4122,33 +5635,256 @@
     </w:p>
     <w:tbl>
       <w:tblPr>
-        <w:tblW w:type="pct" w:w="100%"/>
+        <w:tblW w:type="dxa" w:w="9360"/>
         <w:tblBorders>
           <w:top w:val="single" w:color="C7D2DD" w:sz="6"/>
           <w:left w:val="single" w:color="C7D2DD" w:sz="6"/>
           <w:bottom w:val="single" w:color="C7D2DD" w:sz="6"/>
           <w:right w:val="single" w:color="C7D2DD" w:sz="6"/>
-          <w:insideH w:val="single" w:color="auto" w:sz="4"/>
-          <w:insideV w:val="single" w:color="auto" w:sz="4"/>
+          <w:insideH w:val="single" w:color="C7D2DD" w:sz="6"/>
+          <w:insideV w:val="single" w:color="C7D2DD" w:sz="6"/>
         </w:tblBorders>
       </w:tblPr>
       <w:tblGrid>
-        <w:gridCol w:w="100"/>
+        <w:gridCol w:w="2800"/>
+        <w:gridCol w:w="3560"/>
+        <w:gridCol w:w="3000"/>
       </w:tblGrid>
       <w:tr>
-        <w:tc>
-          <w:tcPr>
+        <w:trPr>
+          <w:cantSplit/>
+          <w:tblHeader/>
+        </w:trPr>
+        <w:tc>
+          <w:tcPr>
+            <w:tcW w:type="dxa" w:w="2800"/>
+            <w:shd w:fill="EEF4F8" w:color="auto" w:val="clear"/>
+            <w:tcMar>
+              <w:top w:type="dxa" w:w="60"/>
+              <w:left w:type="dxa" w:w="100"/>
+              <w:bottom w:type="dxa" w:w="60"/>
+              <w:right w:type="dxa" w:w="100"/>
+            </w:tcMar>
+          </w:tcPr>
+          <w:p>
+            <w:pPr>
+              <w:spacing w:after="0"/>
+            </w:pPr>
+            <w:r>
+              <w:rPr>
+                <w:b/>
+                <w:bCs/>
+                <w:color w:val="12355B"/>
+                <w:sz w:val="16"/>
+                <w:szCs w:val="16"/>
+              </w:rPr>
+              <w:t xml:space="preserve">CORE PROBLEM / GIVEN REPRESENTATION</w:t>
+            </w:r>
+          </w:p>
+        </w:tc>
+        <w:tc>
+          <w:tcPr>
+            <w:tcW w:type="dxa" w:w="3560"/>
+            <w:shd w:fill="EEF4F8" w:color="auto" w:val="clear"/>
+            <w:tcMar>
+              <w:top w:type="dxa" w:w="60"/>
+              <w:left w:type="dxa" w:w="100"/>
+              <w:bottom w:type="dxa" w:w="60"/>
+              <w:right w:type="dxa" w:w="100"/>
+            </w:tcMar>
+          </w:tcPr>
+          <w:p>
+            <w:pPr>
+              <w:spacing w:after="0"/>
+            </w:pPr>
+            <w:r>
+              <w:rPr>
+                <w:b/>
+                <w:bCs/>
+                <w:color w:val="12355B"/>
+                <w:sz w:val="16"/>
+                <w:szCs w:val="16"/>
+              </w:rPr>
+              <w:t xml:space="preserve">WORKING SPACE / CALCULATION STEPS</w:t>
+            </w:r>
+          </w:p>
+        </w:tc>
+        <w:tc>
+          <w:tcPr>
+            <w:tcW w:type="dxa" w:w="3000"/>
             <w:shd w:fill="FBF3E2" w:color="auto" w:val="clear"/>
             <w:tcMar>
               <w:top w:type="dxa" w:w="60"/>
-              <w:left w:type="dxa" w:w="120"/>
+              <w:left w:type="dxa" w:w="100"/>
               <w:bottom w:type="dxa" w:w="60"/>
-              <w:right w:type="dxa" w:w="120"/>
-            </w:tcMar>
-          </w:tcPr>
-          <w:p>
-            <w:pPr>
-              <w:spacing w:after="0" w:line="320"/>
+              <w:right w:type="dxa" w:w="100"/>
+            </w:tcMar>
+          </w:tcPr>
+          <w:p>
+            <w:pPr>
+              <w:spacing w:after="0"/>
+            </w:pPr>
+            <w:r>
+              <w:rPr>
+                <w:b/>
+                <w:bCs/>
+                <w:color w:val="B97A12"/>
+                <w:sz w:val="16"/>
+                <w:szCs w:val="16"/>
+              </w:rPr>
+              <w:t xml:space="preserve">EXPLAIN YOUR REASONING</w:t>
+            </w:r>
+          </w:p>
+        </w:tc>
+      </w:tr>
+      <w:tr>
+        <w:trPr>
+          <w:cantSplit/>
+        </w:trPr>
+        <w:tc>
+          <w:tcPr>
+            <w:tcW w:type="dxa" w:w="2800"/>
+            <w:tcMar>
+              <w:top w:type="dxa" w:w="80"/>
+              <w:left w:type="dxa" w:w="100"/>
+              <w:bottom w:type="dxa" w:w="80"/>
+              <w:right w:type="dxa" w:w="100"/>
+            </w:tcMar>
+            <w:vAlign w:val="top"/>
+          </w:tcPr>
+          <w:p>
+            <w:pPr>
+              <w:spacing w:after="60"/>
+            </w:pPr>
+            <w:r>
+              <w:rPr>
+                <w:b/>
+                <w:bCs/>
+                <w:color w:val="12355B"/>
+                <w:sz w:val="21"/>
+                <w:szCs w:val="21"/>
+              </w:rPr>
+              <w:t xml:space="preserve">6.  </w:t>
+            </w:r>
+            <w:r>
+              <w:rPr>
+                <w:b/>
+                <w:bCs/>
+                <w:sz w:val="20"/>
+                <w:szCs w:val="20"/>
+              </w:rPr>
+              <w:t xml:space="preserve">The park's area must be 240,000 sq ft and its width is 300 ft. What is its length?</w:t>
+            </w:r>
+          </w:p>
+          <w:p>
+            <w:pPr>
+              <w:spacing w:after="30"/>
+              <w:ind w:left="180"/>
+            </w:pPr>
+            <w:r>
+              <w:rPr>
+                <w:sz w:val="19"/>
+                <w:szCs w:val="19"/>
+              </w:rPr>
+              <w:t xml:space="preserve">A)  720 feet</w:t>
+            </w:r>
+          </w:p>
+          <w:p>
+            <w:pPr>
+              <w:spacing w:after="30"/>
+              <w:ind w:left="180"/>
+            </w:pPr>
+            <w:r>
+              <w:rPr>
+                <w:sz w:val="19"/>
+                <w:szCs w:val="19"/>
+              </w:rPr>
+              <w:t xml:space="preserve">B)  800 feet</w:t>
+            </w:r>
+          </w:p>
+          <w:p>
+            <w:pPr>
+              <w:spacing w:after="30"/>
+              <w:ind w:left="180"/>
+            </w:pPr>
+            <w:r>
+              <w:rPr>
+                <w:sz w:val="19"/>
+                <w:szCs w:val="19"/>
+              </w:rPr>
+              <w:t xml:space="preserve">C)  80,000 feet</w:t>
+            </w:r>
+          </w:p>
+          <w:p>
+            <w:pPr>
+              <w:spacing w:after="30"/>
+              <w:ind w:left="180"/>
+            </w:pPr>
+            <w:r>
+              <w:rPr>
+                <w:sz w:val="19"/>
+                <w:szCs w:val="19"/>
+              </w:rPr>
+              <w:t xml:space="preserve">D)  240,300 feet</w:t>
+            </w:r>
+          </w:p>
+        </w:tc>
+        <w:tc>
+          <w:tcPr>
+            <w:tcW w:type="dxa" w:w="3560"/>
+            <w:tcMar>
+              <w:top w:type="dxa" w:w="80"/>
+              <w:left w:type="dxa" w:w="100"/>
+              <w:bottom w:type="dxa" w:w="80"/>
+              <w:right w:type="dxa" w:w="100"/>
+            </w:tcMar>
+            <w:vAlign w:val="top"/>
+          </w:tcPr>
+          <w:p>
+            <w:pPr>
+              <w:spacing w:after="40"/>
+            </w:pPr>
+            <w:r>
+              <w:rPr>
+                <w:b/>
+                <w:bCs/>
+                <w:color w:val="1FA6A2"/>
+                <w:sz w:val="19"/>
+                <w:szCs w:val="19"/>
+              </w:rPr>
+              <w:t xml:space="preserve">Solution:  </w:t>
+            </w:r>
+            <w:r>
+              <w:rPr>
+                <w:b/>
+                <w:bCs/>
+                <w:sz w:val="19"/>
+                <w:szCs w:val="19"/>
+              </w:rPr>
+              <w:t xml:space="preserve">B)  800 feet</w:t>
+            </w:r>
+          </w:p>
+          <w:p>
+            <w:pPr>
+              <w:spacing w:after="40"/>
+            </w:pPr>
+            <w:r>
+              <w:rPr>
+                <w:i/>
+                <w:iCs/>
+                <w:color w:val="5F6F80"/>
+                <w:sz w:val="18"/>
+                <w:szCs w:val="18"/>
+              </w:rPr>
+              <w:t xml:space="preserve">Length = area ÷ width = 240,000 ÷ 300 = 800 feet.</w:t>
+            </w:r>
+          </w:p>
+          <w:p>
+            <w:pPr>
+              <w:pBdr>
+                <w:bottom w:val="single" w:color="AFBECC" w:sz="6"/>
+              </w:pBdr>
+              <w:spacing w:after="30" w:before="150"/>
             </w:pPr>
             <w:r>
               <w:t xml:space="preserve"/>
@@ -4156,7 +5892,125 @@
           </w:p>
           <w:p>
             <w:pPr>
-              <w:spacing w:after="0" w:line="320"/>
+              <w:pBdr>
+                <w:bottom w:val="single" w:color="AFBECC" w:sz="6"/>
+              </w:pBdr>
+              <w:spacing w:after="30" w:before="150"/>
+            </w:pPr>
+            <w:r>
+              <w:t xml:space="preserve"/>
+            </w:r>
+          </w:p>
+        </w:tc>
+        <w:tc>
+          <w:tcPr>
+            <w:tcW w:type="dxa" w:w="3000"/>
+            <w:shd w:fill="FBF3E2" w:color="auto" w:val="clear"/>
+            <w:tcMar>
+              <w:top w:type="dxa" w:w="80"/>
+              <w:left w:type="dxa" w:w="100"/>
+              <w:bottom w:type="dxa" w:w="80"/>
+              <w:right w:type="dxa" w:w="100"/>
+            </w:tcMar>
+            <w:vAlign w:val="top"/>
+          </w:tcPr>
+          <w:p>
+            <w:pPr>
+              <w:spacing w:after="40"/>
+            </w:pPr>
+            <w:r>
+              <w:rPr>
+                <w:b/>
+                <w:bCs/>
+                <w:color w:val="12355B"/>
+                <w:sz w:val="19"/>
+                <w:szCs w:val="19"/>
+              </w:rPr>
+              <w:t xml:space="preserve">Because... </w:t>
+            </w:r>
+            <w:r>
+              <w:rPr>
+                <w:color w:val="AFBECC"/>
+                <w:sz w:val="19"/>
+                <w:szCs w:val="19"/>
+              </w:rPr>
+              <w:t xml:space="preserve">________________</w:t>
+            </w:r>
+          </w:p>
+          <w:p>
+            <w:pPr>
+              <w:pBdr>
+                <w:bottom w:val="single" w:color="AFBECC" w:sz="6"/>
+              </w:pBdr>
+              <w:spacing w:after="30" w:before="150"/>
+            </w:pPr>
+            <w:r>
+              <w:t xml:space="preserve"/>
+            </w:r>
+          </w:p>
+          <w:p>
+            <w:pPr>
+              <w:spacing w:after="40" w:before="80"/>
+            </w:pPr>
+            <w:r>
+              <w:rPr>
+                <w:b/>
+                <w:bCs/>
+                <w:color w:val="6B4FA0"/>
+                <w:sz w:val="19"/>
+                <w:szCs w:val="19"/>
+              </w:rPr>
+              <w:t xml:space="preserve">Although... </w:t>
+            </w:r>
+            <w:r>
+              <w:rPr>
+                <w:color w:val="AFBECC"/>
+                <w:sz w:val="19"/>
+                <w:szCs w:val="19"/>
+              </w:rPr>
+              <w:t xml:space="preserve">_______________</w:t>
+            </w:r>
+          </w:p>
+          <w:p>
+            <w:pPr>
+              <w:pBdr>
+                <w:bottom w:val="single" w:color="AFBECC" w:sz="6"/>
+              </w:pBdr>
+              <w:spacing w:after="30" w:before="150"/>
+            </w:pPr>
+            <w:r>
+              <w:t xml:space="preserve"/>
+            </w:r>
+          </w:p>
+          <w:p>
+            <w:pPr>
+              <w:spacing w:after="40" w:before="80"/>
+            </w:pPr>
+            <w:r>
+              <w:rPr>
+                <w:b/>
+                <w:bCs/>
+                <w:color w:val="1FA6A2"/>
+                <w:sz w:val="19"/>
+                <w:szCs w:val="19"/>
+              </w:rPr>
+              <w:t xml:space="preserve">Therefore... </w:t>
+            </w:r>
+            <w:r>
+              <w:rPr>
+                <w:color w:val="AFBECC"/>
+                <w:sz w:val="19"/>
+                <w:szCs w:val="19"/>
+              </w:rPr>
+              <w:t xml:space="preserve">______________</w:t>
+            </w:r>
+          </w:p>
+          <w:p>
+            <w:pPr>
+              <w:pBdr>
+                <w:bottom w:val="single" w:color="AFBECC" w:sz="6"/>
+              </w:pBdr>
+              <w:spacing w:after="30" w:before="150"/>
             </w:pPr>
             <w:r>
               <w:t xml:space="preserve"/>
@@ -4165,6 +6019,14 @@
         </w:tc>
       </w:tr>
     </w:tbl>
+    <w:p>
+      <w:pPr>
+        <w:spacing w:after="80"/>
+      </w:pPr>
+      <w:r>
+        <w:t xml:space="preserve"/>
+      </w:r>
+    </w:p>
     <w:p>
       <w:pPr>
         <w:pStyle w:val="Heading1"/>
@@ -4283,6 +6145,149 @@
         <w:t xml:space="preserve"/>
       </w:r>
     </w:p>
+    <w:p>
+      <w:pPr>
+        <w:spacing w:after="60"/>
+      </w:pPr>
+      <w:r>
+        <w:t xml:space="preserve"/>
+      </w:r>
+    </w:p>
+    <w:tbl>
+      <w:tblPr>
+        <w:tblW w:type="dxa" w:w="9360"/>
+        <w:tblBorders>
+          <w:top w:val="single" w:color="C7D2DD" w:sz="6"/>
+          <w:left w:val="single" w:color="C7D2DD" w:sz="6"/>
+          <w:bottom w:val="single" w:color="C7D2DD" w:sz="6"/>
+          <w:right w:val="single" w:color="C7D2DD" w:sz="6"/>
+          <w:insideH w:val="single" w:color="C7D2DD" w:sz="6"/>
+          <w:insideV w:val="single" w:color="C7D2DD" w:sz="6"/>
+        </w:tblBorders>
+      </w:tblPr>
+      <w:tblGrid>
+        <w:gridCol w:w="3120"/>
+        <w:gridCol w:w="3120"/>
+        <w:gridCol w:w="3120"/>
+      </w:tblGrid>
+      <w:tr>
+        <w:trPr>
+          <w:cantSplit/>
+          <w:tblHeader/>
+        </w:trPr>
+        <w:tc>
+          <w:tcPr>
+            <w:tcW w:type="dxa" w:w="9360"/>
+            <w:gridSpan w:val="3"/>
+            <w:shd w:fill="EEF4F8" w:color="auto" w:val="clear"/>
+            <w:tcMar>
+              <w:top w:type="dxa" w:w="60"/>
+              <w:left w:type="dxa" w:w="100"/>
+              <w:bottom w:type="dxa" w:w="60"/>
+              <w:right w:type="dxa" w:w="100"/>
+            </w:tcMar>
+          </w:tcPr>
+          <w:p>
+            <w:pPr>
+              <w:spacing w:after="0"/>
+            </w:pPr>
+            <w:r>
+              <w:rPr>
+                <w:b/>
+                <w:bCs/>
+                <w:color w:val="12355B"/>
+                <w:sz w:val="18"/>
+                <w:szCs w:val="18"/>
+              </w:rPr>
+              <w:t xml:space="preserve">EXIT CHECK · 3-POINT SELF-ASSESSMENT CHECKLIST</w:t>
+            </w:r>
+          </w:p>
+        </w:tc>
+      </w:tr>
+      <w:tr>
+        <w:trPr>
+          <w:cantSplit/>
+        </w:trPr>
+        <w:tc>
+          <w:tcPr>
+            <w:tcW w:type="dxa" w:w="3120"/>
+            <w:tcMar>
+              <w:top w:type="dxa" w:w="80"/>
+              <w:left w:type="dxa" w:w="100"/>
+              <w:bottom w:type="dxa" w:w="80"/>
+              <w:right w:type="dxa" w:w="100"/>
+            </w:tcMar>
+          </w:tcPr>
+          <w:p>
+            <w:pPr>
+              <w:spacing w:after="0"/>
+            </w:pPr>
+            <w:r>
+              <w:rPr>
+                <w:b/>
+                <w:bCs/>
+                <w:color w:val="1A2733"/>
+                <w:sz w:val="18"/>
+                <w:szCs w:val="18"/>
+              </w:rPr>
+              <w:t xml:space="preserve">☐ 1. Units &amp; Labels Verified</w:t>
+            </w:r>
+          </w:p>
+        </w:tc>
+        <w:tc>
+          <w:tcPr>
+            <w:tcW w:type="dxa" w:w="3120"/>
+            <w:tcMar>
+              <w:top w:type="dxa" w:w="80"/>
+              <w:left w:type="dxa" w:w="100"/>
+              <w:bottom w:type="dxa" w:w="80"/>
+              <w:right w:type="dxa" w:w="100"/>
+            </w:tcMar>
+          </w:tcPr>
+          <w:p>
+            <w:pPr>
+              <w:spacing w:after="0"/>
+            </w:pPr>
+            <w:r>
+              <w:rPr>
+                <w:b/>
+                <w:bCs/>
+                <w:color w:val="1A2733"/>
+                <w:sz w:val="18"/>
+                <w:szCs w:val="18"/>
+              </w:rPr>
+              <w:t xml:space="preserve">☐ 2. Reasoning Stated (Because / Although / Therefore)</w:t>
+            </w:r>
+          </w:p>
+        </w:tc>
+        <w:tc>
+          <w:tcPr>
+            <w:tcW w:type="dxa" w:w="3120"/>
+            <w:tcMar>
+              <w:top w:type="dxa" w:w="80"/>
+              <w:left w:type="dxa" w:w="100"/>
+              <w:bottom w:type="dxa" w:w="80"/>
+              <w:right w:type="dxa" w:w="100"/>
+            </w:tcMar>
+          </w:tcPr>
+          <w:p>
+            <w:pPr>
+              <w:spacing w:after="0"/>
+            </w:pPr>
+            <w:r>
+              <w:rPr>
+                <w:b/>
+                <w:bCs/>
+                <w:color w:val="1A2733"/>
+                <w:sz w:val="18"/>
+                <w:szCs w:val="18"/>
+              </w:rPr>
+              <w:t xml:space="preserve">☐ 3. Calculations Double-Checked</w:t>
+            </w:r>
+          </w:p>
+        </w:tc>
+      </w:tr>
+    </w:tbl>
     <w:p>
       <w:pPr>
         <w:pStyle w:val="Heading1"/>
